--- a/docs/FRAPPE_ECC_SOP.docx
+++ b/docs/FRAPPE_ECC_SOP.docx
@@ -12,21 +12,21 @@
           <w:rFonts w:ascii="Calibri" w:hAnsi="Calibri"/>
           <w:b/>
           <w:color w:val="1F4E79"/>
-          <w:sz w:val="48"/>
+          <w:sz w:val="44"/>
         </w:rPr>
         <w:t>STANDARD OPERATING PROCEDURE (SOP)</w:t>
       </w:r>
     </w:p>
     <w:p>
       <w:pPr>
-        <w:spacing w:after="280"/>
+        <w:spacing w:after="240"/>
         <w:jc w:val="center"/>
       </w:pPr>
       <w:r>
         <w:rPr>
           <w:rFonts w:ascii="Calibri" w:hAnsi="Calibri"/>
           <w:color w:val="595959"/>
-          <w:sz w:val="28"/>
+          <w:sz w:val="26"/>
         </w:rPr>
         <w:t>Engineering Coordination Center for Frappe Framework &amp; ERPNext (Frappe ECC)</w:t>
       </w:r>
@@ -47,10 +47,10 @@
             <w:tcW w:type="dxa" w:w="2880"/>
             <w:shd w:fill="E9EEF4"/>
             <w:tcMar>
-              <w:top w:w="60" w:type="dxa"/>
-              <w:bottom w:w="60" w:type="dxa"/>
-              <w:left w:w="100" w:type="dxa"/>
-              <w:right w:w="100" w:type="dxa"/>
+              <w:top w:w="50" w:type="dxa"/>
+              <w:bottom w:w="50" w:type="dxa"/>
+              <w:left w:w="80" w:type="dxa"/>
+              <w:right w:w="80" w:type="dxa"/>
             </w:tcMar>
           </w:tcPr>
           <w:p>
@@ -61,7 +61,7 @@
               <w:rPr>
                 <w:rFonts w:ascii="Calibri" w:hAnsi="Calibri"/>
                 <w:b/>
-                <w:sz w:val="19"/>
+                <w:sz w:val="18"/>
               </w:rPr>
               <w:t>Document ID</w:t>
             </w:r>
@@ -71,10 +71,10 @@
           <w:tcPr>
             <w:tcW w:type="dxa" w:w="6480"/>
             <w:tcMar>
-              <w:top w:w="60" w:type="dxa"/>
-              <w:bottom w:w="60" w:type="dxa"/>
-              <w:left w:w="100" w:type="dxa"/>
-              <w:right w:w="100" w:type="dxa"/>
+              <w:top w:w="50" w:type="dxa"/>
+              <w:bottom w:w="50" w:type="dxa"/>
+              <w:left w:w="80" w:type="dxa"/>
+              <w:right w:w="80" w:type="dxa"/>
             </w:tcMar>
           </w:tcPr>
           <w:p>
@@ -84,7 +84,7 @@
             <w:r>
               <w:rPr>
                 <w:rFonts w:ascii="Calibri" w:hAnsi="Calibri"/>
-                <w:sz w:val="19"/>
+                <w:sz w:val="18"/>
               </w:rPr>
               <w:t>SOP-ENG-FRAPPE-ECC-001</w:t>
             </w:r>
@@ -97,10 +97,10 @@
             <w:tcW w:type="dxa" w:w="2880"/>
             <w:shd w:fill="E9EEF4"/>
             <w:tcMar>
-              <w:top w:w="60" w:type="dxa"/>
-              <w:bottom w:w="60" w:type="dxa"/>
-              <w:left w:w="100" w:type="dxa"/>
-              <w:right w:w="100" w:type="dxa"/>
+              <w:top w:w="50" w:type="dxa"/>
+              <w:bottom w:w="50" w:type="dxa"/>
+              <w:left w:w="80" w:type="dxa"/>
+              <w:right w:w="80" w:type="dxa"/>
             </w:tcMar>
           </w:tcPr>
           <w:p>
@@ -111,7 +111,7 @@
               <w:rPr>
                 <w:rFonts w:ascii="Calibri" w:hAnsi="Calibri"/>
                 <w:b/>
-                <w:sz w:val="19"/>
+                <w:sz w:val="18"/>
               </w:rPr>
               <w:t>Version &amp; Release</w:t>
             </w:r>
@@ -121,10 +121,10 @@
           <w:tcPr>
             <w:tcW w:type="dxa" w:w="6480"/>
             <w:tcMar>
-              <w:top w:w="60" w:type="dxa"/>
-              <w:bottom w:w="60" w:type="dxa"/>
-              <w:left w:w="100" w:type="dxa"/>
-              <w:right w:w="100" w:type="dxa"/>
+              <w:top w:w="50" w:type="dxa"/>
+              <w:bottom w:w="50" w:type="dxa"/>
+              <w:left w:w="80" w:type="dxa"/>
+              <w:right w:w="80" w:type="dxa"/>
             </w:tcMar>
           </w:tcPr>
           <w:p>
@@ -134,9 +134,9 @@
             <w:r>
               <w:rPr>
                 <w:rFonts w:ascii="Calibri" w:hAnsi="Calibri"/>
-                <w:sz w:val="19"/>
+                <w:sz w:val="18"/>
               </w:rPr>
-              <w:t>Version 1.0.0 (Production Release)</w:t>
+              <w:t>Version 1.1.0 (Full 20-Agent Engineering Release)</w:t>
             </w:r>
           </w:p>
         </w:tc>
@@ -147,10 +147,10 @@
             <w:tcW w:type="dxa" w:w="2880"/>
             <w:shd w:fill="E9EEF4"/>
             <w:tcMar>
-              <w:top w:w="60" w:type="dxa"/>
-              <w:bottom w:w="60" w:type="dxa"/>
-              <w:left w:w="100" w:type="dxa"/>
-              <w:right w:w="100" w:type="dxa"/>
+              <w:top w:w="50" w:type="dxa"/>
+              <w:bottom w:w="50" w:type="dxa"/>
+              <w:left w:w="80" w:type="dxa"/>
+              <w:right w:w="80" w:type="dxa"/>
             </w:tcMar>
           </w:tcPr>
           <w:p>
@@ -161,7 +161,7 @@
               <w:rPr>
                 <w:rFonts w:ascii="Calibri" w:hAnsi="Calibri"/>
                 <w:b/>
-                <w:sz w:val="19"/>
+                <w:sz w:val="18"/>
               </w:rPr>
               <w:t>Effective Date</w:t>
             </w:r>
@@ -171,10 +171,10 @@
           <w:tcPr>
             <w:tcW w:type="dxa" w:w="6480"/>
             <w:tcMar>
-              <w:top w:w="60" w:type="dxa"/>
-              <w:bottom w:w="60" w:type="dxa"/>
-              <w:left w:w="100" w:type="dxa"/>
-              <w:right w:w="100" w:type="dxa"/>
+              <w:top w:w="50" w:type="dxa"/>
+              <w:bottom w:w="50" w:type="dxa"/>
+              <w:left w:w="80" w:type="dxa"/>
+              <w:right w:w="80" w:type="dxa"/>
             </w:tcMar>
           </w:tcPr>
           <w:p>
@@ -184,7 +184,7 @@
             <w:r>
               <w:rPr>
                 <w:rFonts w:ascii="Calibri" w:hAnsi="Calibri"/>
-                <w:sz w:val="19"/>
+                <w:sz w:val="18"/>
               </w:rPr>
               <w:t>2026-09-18</w:t>
             </w:r>
@@ -197,10 +197,10 @@
             <w:tcW w:type="dxa" w:w="2880"/>
             <w:shd w:fill="E9EEF4"/>
             <w:tcMar>
-              <w:top w:w="60" w:type="dxa"/>
-              <w:bottom w:w="60" w:type="dxa"/>
-              <w:left w:w="100" w:type="dxa"/>
-              <w:right w:w="100" w:type="dxa"/>
+              <w:top w:w="50" w:type="dxa"/>
+              <w:bottom w:w="50" w:type="dxa"/>
+              <w:left w:w="80" w:type="dxa"/>
+              <w:right w:w="80" w:type="dxa"/>
             </w:tcMar>
           </w:tcPr>
           <w:p>
@@ -211,7 +211,7 @@
               <w:rPr>
                 <w:rFonts w:ascii="Calibri" w:hAnsi="Calibri"/>
                 <w:b/>
-                <w:sz w:val="19"/>
+                <w:sz w:val="18"/>
               </w:rPr>
               <w:t>Applicability</w:t>
             </w:r>
@@ -221,10 +221,10 @@
           <w:tcPr>
             <w:tcW w:type="dxa" w:w="6480"/>
             <w:tcMar>
-              <w:top w:w="60" w:type="dxa"/>
-              <w:bottom w:w="60" w:type="dxa"/>
-              <w:left w:w="100" w:type="dxa"/>
-              <w:right w:w="100" w:type="dxa"/>
+              <w:top w:w="50" w:type="dxa"/>
+              <w:bottom w:w="50" w:type="dxa"/>
+              <w:left w:w="80" w:type="dxa"/>
+              <w:right w:w="80" w:type="dxa"/>
             </w:tcMar>
           </w:tcPr>
           <w:p>
@@ -234,9 +234,9 @@
             <w:r>
               <w:rPr>
                 <w:rFonts w:ascii="Calibri" w:hAnsi="Calibri"/>
-                <w:sz w:val="19"/>
+                <w:sz w:val="18"/>
               </w:rPr>
-              <w:t>Frappe v14 / v15 / v16, ERPNext, Antigravity, Claude Code, Cursor</w:t>
+              <w:t>Frappe v14 / v15 / v16, ERPNext, Antigravity, Claude Code, Cursor, Codex</w:t>
             </w:r>
           </w:p>
         </w:tc>
@@ -244,14 +244,14 @@
     </w:tbl>
     <w:p>
       <w:pPr>
-        <w:spacing w:after="240"/>
+        <w:spacing w:after="200"/>
       </w:pPr>
     </w:p>
     <w:p>
       <w:pPr>
         <w:pStyle w:val="Heading1"/>
         <w:keepNext/>
-        <w:spacing w:before="280" w:after="80"/>
+        <w:spacing w:before="240" w:after="80"/>
       </w:pPr>
       <w:r>
         <w:t>1. Purpose &amp; Scope</w:t>
@@ -262,17 +262,17 @@
         <w:spacing w:after="120"/>
       </w:pPr>
       <w:r>
-        <w:t>This Standard Operating Procedure defines the mandatory engineering practices, execution phases, and automated quality controls for building, testing, and securing Frappe Framework applications using Frappe ECC. Frappe ECC turns your AI coding assistant (Antigravity, Claude Code, Cursor, Codex) into a fully coordinated engineering system equipped with 12 specialized agents, 14 production workflow skills, 13 slash commands, and Frappe Shield.</w:t>
+        <w:t>This Standard Operating Procedure defines the mandatory engineering practices, execution phases, and automated quality controls for building, testing, and securing Frappe Framework applications using Frappe ECC. Frappe ECC equips your AI assistant with 20 specialist agents, 18 production skills, 20 slash commands, and Frappe Shield.</w:t>
       </w:r>
     </w:p>
     <w:p>
       <w:pPr>
         <w:pStyle w:val="Heading1"/>
         <w:keepNext/>
-        <w:spacing w:before="280" w:after="80"/>
+        <w:spacing w:before="240" w:after="80"/>
       </w:pPr>
       <w:r>
-        <w:t>2. System Architecture &amp; Component Inventory</w:t>
+        <w:t>2. System Architecture &amp; Inventory</w:t>
       </w:r>
     </w:p>
     <w:tbl>
@@ -292,10 +292,10 @@
             <w:tcW w:type="dxa" w:w="3120"/>
             <w:shd w:fill="1F4E79"/>
             <w:tcMar>
-              <w:top w:w="80" w:type="dxa"/>
-              <w:bottom w:w="80" w:type="dxa"/>
-              <w:left w:w="100" w:type="dxa"/>
-              <w:right w:w="100" w:type="dxa"/>
+              <w:top w:w="60" w:type="dxa"/>
+              <w:bottom w:w="60" w:type="dxa"/>
+              <w:left w:w="80" w:type="dxa"/>
+              <w:right w:w="80" w:type="dxa"/>
             </w:tcMar>
           </w:tcPr>
           <w:p>
@@ -304,7 +304,7 @@
                 <w:rFonts w:ascii="Calibri" w:hAnsi="Calibri"/>
                 <w:b/>
                 <w:color w:val="FFFFFF"/>
-                <w:sz w:val="20"/>
+                <w:sz w:val="19"/>
               </w:rPr>
               <w:t>Component Layer</w:t>
             </w:r>
@@ -315,10 +315,10 @@
             <w:tcW w:type="dxa" w:w="3120"/>
             <w:shd w:fill="1F4E79"/>
             <w:tcMar>
-              <w:top w:w="80" w:type="dxa"/>
-              <w:bottom w:w="80" w:type="dxa"/>
-              <w:left w:w="100" w:type="dxa"/>
-              <w:right w:w="100" w:type="dxa"/>
+              <w:top w:w="60" w:type="dxa"/>
+              <w:bottom w:w="60" w:type="dxa"/>
+              <w:left w:w="80" w:type="dxa"/>
+              <w:right w:w="80" w:type="dxa"/>
             </w:tcMar>
           </w:tcPr>
           <w:p>
@@ -327,7 +327,7 @@
                 <w:rFonts w:ascii="Calibri" w:hAnsi="Calibri"/>
                 <w:b/>
                 <w:color w:val="FFFFFF"/>
-                <w:sz w:val="20"/>
+                <w:sz w:val="19"/>
               </w:rPr>
               <w:t>Count</w:t>
             </w:r>
@@ -338,10 +338,10 @@
             <w:tcW w:type="dxa" w:w="3120"/>
             <w:shd w:fill="1F4E79"/>
             <w:tcMar>
-              <w:top w:w="80" w:type="dxa"/>
-              <w:bottom w:w="80" w:type="dxa"/>
-              <w:left w:w="100" w:type="dxa"/>
-              <w:right w:w="100" w:type="dxa"/>
+              <w:top w:w="60" w:type="dxa"/>
+              <w:bottom w:w="60" w:type="dxa"/>
+              <w:left w:w="80" w:type="dxa"/>
+              <w:right w:w="80" w:type="dxa"/>
             </w:tcMar>
           </w:tcPr>
           <w:p>
@@ -350,7 +350,7 @@
                 <w:rFonts w:ascii="Calibri" w:hAnsi="Calibri"/>
                 <w:b/>
                 <w:color w:val="FFFFFF"/>
-                <w:sz w:val="20"/>
+                <w:sz w:val="19"/>
               </w:rPr>
               <w:t>Core Responsibilities</w:t>
             </w:r>
@@ -363,10 +363,10 @@
             <w:tcW w:type="dxa" w:w="3120"/>
             <w:shd w:fill="FFFFFF"/>
             <w:tcMar>
-              <w:top w:w="60" w:type="dxa"/>
-              <w:bottom w:w="60" w:type="dxa"/>
-              <w:left w:w="100" w:type="dxa"/>
-              <w:right w:w="100" w:type="dxa"/>
+              <w:top w:w="50" w:type="dxa"/>
+              <w:bottom w:w="50" w:type="dxa"/>
+              <w:left w:w="80" w:type="dxa"/>
+              <w:right w:w="80" w:type="dxa"/>
             </w:tcMar>
           </w:tcPr>
           <w:p>
@@ -374,7 +374,7 @@
               <w:rPr>
                 <w:rFonts w:ascii="Calibri" w:hAnsi="Calibri"/>
                 <w:b/>
-                <w:sz w:val="19"/>
+                <w:sz w:val="18"/>
               </w:rPr>
               <w:t>Specialist AI Agents</w:t>
             </w:r>
@@ -385,19 +385,19 @@
             <w:tcW w:type="dxa" w:w="3120"/>
             <w:shd w:fill="FFFFFF"/>
             <w:tcMar>
-              <w:top w:w="60" w:type="dxa"/>
-              <w:bottom w:w="60" w:type="dxa"/>
-              <w:left w:w="100" w:type="dxa"/>
-              <w:right w:w="100" w:type="dxa"/>
+              <w:top w:w="50" w:type="dxa"/>
+              <w:bottom w:w="50" w:type="dxa"/>
+              <w:left w:w="80" w:type="dxa"/>
+              <w:right w:w="80" w:type="dxa"/>
             </w:tcMar>
           </w:tcPr>
           <w:p>
             <w:r>
               <w:rPr>
                 <w:rFonts w:ascii="Calibri" w:hAnsi="Calibri"/>
-                <w:sz w:val="19"/>
+                <w:sz w:val="18"/>
               </w:rPr>
-              <w:t>12</w:t>
+              <w:t>20</w:t>
             </w:r>
           </w:p>
         </w:tc>
@@ -406,19 +406,19 @@
             <w:tcW w:type="dxa" w:w="3120"/>
             <w:shd w:fill="FFFFFF"/>
             <w:tcMar>
-              <w:top w:w="60" w:type="dxa"/>
-              <w:bottom w:w="60" w:type="dxa"/>
-              <w:left w:w="100" w:type="dxa"/>
-              <w:right w:w="100" w:type="dxa"/>
+              <w:top w:w="50" w:type="dxa"/>
+              <w:bottom w:w="50" w:type="dxa"/>
+              <w:left w:w="80" w:type="dxa"/>
+              <w:right w:w="80" w:type="dxa"/>
             </w:tcMar>
           </w:tcPr>
           <w:p>
             <w:r>
               <w:rPr>
                 <w:rFonts w:ascii="Calibri" w:hAnsi="Calibri"/>
-                <w:sz w:val="19"/>
+                <w:sz w:val="18"/>
               </w:rPr>
-              <w:t>Planner, Architect, Controller Builder, Desk UI Builder, TDD Guide, Code Reviewer, Security Reviewer, Bench DevOps, Migration Patcher, Report Builder, API Integrator, Doc Updater</w:t>
+              <w:t>HLD, LLD, UI/UX, Wireframes, Clickable Prototypes, Fullstack Turnkey Dev, Manual QA, Automated Testing (Playwright), Planning, Controllers, Desk UI, TDD, Code Review, Security, DevOps, Migrations, Reporting, APIs, Docs</w:t>
             </w:r>
           </w:p>
         </w:tc>
@@ -429,10 +429,10 @@
             <w:tcW w:type="dxa" w:w="3120"/>
             <w:shd w:fill="F9FAFC"/>
             <w:tcMar>
-              <w:top w:w="60" w:type="dxa"/>
-              <w:bottom w:w="60" w:type="dxa"/>
-              <w:left w:w="100" w:type="dxa"/>
-              <w:right w:w="100" w:type="dxa"/>
+              <w:top w:w="50" w:type="dxa"/>
+              <w:bottom w:w="50" w:type="dxa"/>
+              <w:left w:w="80" w:type="dxa"/>
+              <w:right w:w="80" w:type="dxa"/>
             </w:tcMar>
           </w:tcPr>
           <w:p>
@@ -440,7 +440,7 @@
               <w:rPr>
                 <w:rFonts w:ascii="Calibri" w:hAnsi="Calibri"/>
                 <w:b/>
-                <w:sz w:val="19"/>
+                <w:sz w:val="18"/>
               </w:rPr>
               <w:t>Workflow Skills</w:t>
             </w:r>
@@ -451,19 +451,19 @@
             <w:tcW w:type="dxa" w:w="3120"/>
             <w:shd w:fill="F9FAFC"/>
             <w:tcMar>
-              <w:top w:w="60" w:type="dxa"/>
-              <w:bottom w:w="60" w:type="dxa"/>
-              <w:left w:w="100" w:type="dxa"/>
-              <w:right w:w="100" w:type="dxa"/>
+              <w:top w:w="50" w:type="dxa"/>
+              <w:bottom w:w="50" w:type="dxa"/>
+              <w:left w:w="80" w:type="dxa"/>
+              <w:right w:w="80" w:type="dxa"/>
             </w:tcMar>
           </w:tcPr>
           <w:p>
             <w:r>
               <w:rPr>
                 <w:rFonts w:ascii="Calibri" w:hAnsi="Calibri"/>
-                <w:sz w:val="19"/>
+                <w:sz w:val="18"/>
               </w:rPr>
-              <w:t>14</w:t>
+              <w:t>18</w:t>
             </w:r>
           </w:p>
         </w:tc>
@@ -472,19 +472,19 @@
             <w:tcW w:type="dxa" w:w="3120"/>
             <w:shd w:fill="F9FAFC"/>
             <w:tcMar>
-              <w:top w:w="60" w:type="dxa"/>
-              <w:bottom w:w="60" w:type="dxa"/>
-              <w:left w:w="100" w:type="dxa"/>
-              <w:right w:w="100" w:type="dxa"/>
+              <w:top w:w="50" w:type="dxa"/>
+              <w:bottom w:w="50" w:type="dxa"/>
+              <w:left w:w="80" w:type="dxa"/>
+              <w:right w:w="80" w:type="dxa"/>
             </w:tcMar>
           </w:tcPr>
           <w:p>
             <w:r>
               <w:rPr>
                 <w:rFonts w:ascii="Calibri" w:hAnsi="Calibri"/>
-                <w:sz w:val="19"/>
+                <w:sz w:val="18"/>
               </w:rPr>
-              <w:t>DocType modeling, QueryBuilder/ORM, hooks.py, Desk Client Scripts, REST API, Permissions, TDD with FrappeTestCase, RQ background jobs, Script Reports, Patches, Bench CLI, Frappe UI, Web Portal, Security Audit</w:t>
+              <w:t>HLD/LLD design, Wireframing &amp; Prototyping, QA testing &amp; Playwright automation, Turnkey scaffolding, DocType modeling, QueryBuilder, hooks.py, Desk scripts, REST API, Permissions, TDD, background jobs, reports, patches, Bench CLI, Frappe UI, Portal, Security Audit</w:t>
             </w:r>
           </w:p>
         </w:tc>
@@ -495,10 +495,10 @@
             <w:tcW w:type="dxa" w:w="3120"/>
             <w:shd w:fill="FFFFFF"/>
             <w:tcMar>
-              <w:top w:w="60" w:type="dxa"/>
-              <w:bottom w:w="60" w:type="dxa"/>
-              <w:left w:w="100" w:type="dxa"/>
-              <w:right w:w="100" w:type="dxa"/>
+              <w:top w:w="50" w:type="dxa"/>
+              <w:bottom w:w="50" w:type="dxa"/>
+              <w:left w:w="80" w:type="dxa"/>
+              <w:right w:w="80" w:type="dxa"/>
             </w:tcMar>
           </w:tcPr>
           <w:p>
@@ -506,7 +506,7 @@
               <w:rPr>
                 <w:rFonts w:ascii="Calibri" w:hAnsi="Calibri"/>
                 <w:b/>
-                <w:sz w:val="19"/>
+                <w:sz w:val="18"/>
               </w:rPr>
               <w:t>Slash Commands</w:t>
             </w:r>
@@ -517,19 +517,19 @@
             <w:tcW w:type="dxa" w:w="3120"/>
             <w:shd w:fill="FFFFFF"/>
             <w:tcMar>
-              <w:top w:w="60" w:type="dxa"/>
-              <w:bottom w:w="60" w:type="dxa"/>
-              <w:left w:w="100" w:type="dxa"/>
-              <w:right w:w="100" w:type="dxa"/>
+              <w:top w:w="50" w:type="dxa"/>
+              <w:bottom w:w="50" w:type="dxa"/>
+              <w:left w:w="80" w:type="dxa"/>
+              <w:right w:w="80" w:type="dxa"/>
             </w:tcMar>
           </w:tcPr>
           <w:p>
             <w:r>
               <w:rPr>
                 <w:rFonts w:ascii="Calibri" w:hAnsi="Calibri"/>
-                <w:sz w:val="19"/>
+                <w:sz w:val="18"/>
               </w:rPr>
-              <w:t>13</w:t>
+              <w:t>20</w:t>
             </w:r>
           </w:p>
         </w:tc>
@@ -538,19 +538,19 @@
             <w:tcW w:type="dxa" w:w="3120"/>
             <w:shd w:fill="FFFFFF"/>
             <w:tcMar>
-              <w:top w:w="60" w:type="dxa"/>
-              <w:bottom w:w="60" w:type="dxa"/>
-              <w:left w:w="100" w:type="dxa"/>
-              <w:right w:w="100" w:type="dxa"/>
+              <w:top w:w="50" w:type="dxa"/>
+              <w:bottom w:w="50" w:type="dxa"/>
+              <w:left w:w="80" w:type="dxa"/>
+              <w:right w:w="80" w:type="dxa"/>
             </w:tcMar>
           </w:tcPr>
           <w:p>
             <w:r>
               <w:rPr>
                 <w:rFonts w:ascii="Calibri" w:hAnsi="Calibri"/>
-                <w:sz w:val="19"/>
+                <w:sz w:val="18"/>
               </w:rPr>
-              <w:t>Quick entry points: /frappe:plan, /frappe:doctype, /frappe:controller, /frappe:client-script, /frappe:hook, /frappe:api, /frappe:test, /frappe:review, /frappe:security, /frappe:patch, /frappe:report, /frappe:bench, /frappe:help</w:t>
+              <w:t>/frappe:hld, /frappe:lld, /frappe:wireframe, /frappe:prototype, /frappe:build-e2e, /frappe:manual-qa, /frappe:e2e-test, /frappe:plan, /frappe:doctype, /frappe:controller, /frappe:client-script, /frappe:hook, /frappe:api, /frappe:test, /frappe:review, /frappe:security, /frappe:patch, /frappe:report, /frappe:bench, /frappe:help</w:t>
             </w:r>
           </w:p>
         </w:tc>
@@ -561,10 +561,10 @@
             <w:tcW w:type="dxa" w:w="3120"/>
             <w:shd w:fill="F9FAFC"/>
             <w:tcMar>
-              <w:top w:w="60" w:type="dxa"/>
-              <w:bottom w:w="60" w:type="dxa"/>
-              <w:left w:w="100" w:type="dxa"/>
-              <w:right w:w="100" w:type="dxa"/>
+              <w:top w:w="50" w:type="dxa"/>
+              <w:bottom w:w="50" w:type="dxa"/>
+              <w:left w:w="80" w:type="dxa"/>
+              <w:right w:w="80" w:type="dxa"/>
             </w:tcMar>
           </w:tcPr>
           <w:p>
@@ -572,7 +572,7 @@
               <w:rPr>
                 <w:rFonts w:ascii="Calibri" w:hAnsi="Calibri"/>
                 <w:b/>
-                <w:sz w:val="19"/>
+                <w:sz w:val="18"/>
               </w:rPr>
               <w:t>Coding Rules</w:t>
             </w:r>
@@ -583,17 +583,17 @@
             <w:tcW w:type="dxa" w:w="3120"/>
             <w:shd w:fill="F9FAFC"/>
             <w:tcMar>
-              <w:top w:w="60" w:type="dxa"/>
-              <w:bottom w:w="60" w:type="dxa"/>
-              <w:left w:w="100" w:type="dxa"/>
-              <w:right w:w="100" w:type="dxa"/>
+              <w:top w:w="50" w:type="dxa"/>
+              <w:bottom w:w="50" w:type="dxa"/>
+              <w:left w:w="80" w:type="dxa"/>
+              <w:right w:w="80" w:type="dxa"/>
             </w:tcMar>
           </w:tcPr>
           <w:p>
             <w:r>
               <w:rPr>
                 <w:rFonts w:ascii="Calibri" w:hAnsi="Calibri"/>
-                <w:sz w:val="19"/>
+                <w:sz w:val="18"/>
               </w:rPr>
               <w:t>5</w:t>
             </w:r>
@@ -604,19 +604,19 @@
             <w:tcW w:type="dxa" w:w="3120"/>
             <w:shd w:fill="F9FAFC"/>
             <w:tcMar>
-              <w:top w:w="60" w:type="dxa"/>
-              <w:bottom w:w="60" w:type="dxa"/>
-              <w:left w:w="100" w:type="dxa"/>
-              <w:right w:w="100" w:type="dxa"/>
+              <w:top w:w="50" w:type="dxa"/>
+              <w:bottom w:w="50" w:type="dxa"/>
+              <w:left w:w="80" w:type="dxa"/>
+              <w:right w:w="80" w:type="dxa"/>
             </w:tcMar>
           </w:tcPr>
           <w:p>
             <w:r>
               <w:rPr>
                 <w:rFonts w:ascii="Calibri" w:hAnsi="Calibri"/>
-                <w:sz w:val="19"/>
+                <w:sz w:val="18"/>
               </w:rPr>
-              <w:t>Always-loaded standards: Core architecture, Python backend, Desk JS, Security/Permissions, and MariaDB/PostgreSQL database optimization</w:t>
+              <w:t>Always-loaded standards: Core architecture, Python backend, Desk JS, Security/Permissions, and Database optimization</w:t>
             </w:r>
           </w:p>
         </w:tc>
@@ -627,10 +627,10 @@
             <w:tcW w:type="dxa" w:w="3120"/>
             <w:shd w:fill="FFFFFF"/>
             <w:tcMar>
-              <w:top w:w="60" w:type="dxa"/>
-              <w:bottom w:w="60" w:type="dxa"/>
-              <w:left w:w="100" w:type="dxa"/>
-              <w:right w:w="100" w:type="dxa"/>
+              <w:top w:w="50" w:type="dxa"/>
+              <w:bottom w:w="50" w:type="dxa"/>
+              <w:left w:w="80" w:type="dxa"/>
+              <w:right w:w="80" w:type="dxa"/>
             </w:tcMar>
           </w:tcPr>
           <w:p>
@@ -638,7 +638,7 @@
               <w:rPr>
                 <w:rFonts w:ascii="Calibri" w:hAnsi="Calibri"/>
                 <w:b/>
-                <w:sz w:val="19"/>
+                <w:sz w:val="18"/>
               </w:rPr>
               <w:t>Frappe Shield</w:t>
             </w:r>
@@ -649,17 +649,17 @@
             <w:tcW w:type="dxa" w:w="3120"/>
             <w:shd w:fill="FFFFFF"/>
             <w:tcMar>
-              <w:top w:w="60" w:type="dxa"/>
-              <w:bottom w:w="60" w:type="dxa"/>
-              <w:left w:w="100" w:type="dxa"/>
-              <w:right w:w="100" w:type="dxa"/>
+              <w:top w:w="50" w:type="dxa"/>
+              <w:bottom w:w="50" w:type="dxa"/>
+              <w:left w:w="80" w:type="dxa"/>
+              <w:right w:w="80" w:type="dxa"/>
             </w:tcMar>
           </w:tcPr>
           <w:p>
             <w:r>
               <w:rPr>
                 <w:rFonts w:ascii="Calibri" w:hAnsi="Calibri"/>
-                <w:sz w:val="19"/>
+                <w:sz w:val="18"/>
               </w:rPr>
               <w:t>1 CLI</w:t>
             </w:r>
@@ -670,19 +670,19 @@
             <w:tcW w:type="dxa" w:w="3120"/>
             <w:shd w:fill="FFFFFF"/>
             <w:tcMar>
-              <w:top w:w="60" w:type="dxa"/>
-              <w:bottom w:w="60" w:type="dxa"/>
-              <w:left w:w="100" w:type="dxa"/>
-              <w:right w:w="100" w:type="dxa"/>
+              <w:top w:w="50" w:type="dxa"/>
+              <w:bottom w:w="50" w:type="dxa"/>
+              <w:left w:w="80" w:type="dxa"/>
+              <w:right w:w="80" w:type="dxa"/>
             </w:tcMar>
           </w:tcPr>
           <w:p>
             <w:r>
               <w:rPr>
                 <w:rFonts w:ascii="Calibri" w:hAnsi="Calibri"/>
-                <w:sz w:val="19"/>
+                <w:sz w:val="18"/>
               </w:rPr>
-              <w:t>AST-based static analyzer detecting SQL injection in frappe.db.sql, db.commit() transaction violations, unvalidated guest endpoints, and N+1 query bottlenecks</w:t>
+              <w:t>AST static analyzer detecting SQL injection in frappe.db.sql, db.commit() violations, unvalidated guest APIs, and N+1 loops</w:t>
             </w:r>
           </w:p>
         </w:tc>
@@ -690,22 +690,17 @@
     </w:tbl>
     <w:p>
       <w:pPr>
-        <w:spacing w:after="160"/>
+        <w:spacing w:after="120"/>
       </w:pPr>
     </w:p>
     <w:p>
       <w:pPr>
         <w:pStyle w:val="Heading1"/>
         <w:keepNext/>
-        <w:spacing w:before="280" w:after="80"/>
+        <w:spacing w:before="240" w:after="80"/>
       </w:pPr>
       <w:r>
-        <w:t>3. Installation &amp; Verification Procedure</w:t>
-      </w:r>
-    </w:p>
-    <w:p>
-      <w:r>
-        <w:t>Follow these exact commands to install Frappe ECC into your code editor:</w:t>
+        <w:t>3. Installation Procedure</w:t>
       </w:r>
     </w:p>
     <w:tbl>
@@ -722,10 +717,10 @@
           <w:tcPr>
             <w:tcW w:type="dxa" w:w="9360"/>
             <w:tcMar>
-              <w:top w:w="120" w:type="dxa"/>
-              <w:bottom w:w="120" w:type="dxa"/>
-              <w:left w:w="200" w:type="dxa"/>
-              <w:right w:w="200" w:type="dxa"/>
+              <w:top w:w="100" w:type="dxa"/>
+              <w:bottom w:w="100" w:type="dxa"/>
+              <w:left w:w="160" w:type="dxa"/>
+              <w:right w:w="160" w:type="dxa"/>
             </w:tcMar>
             <w:shd w:fill="EDF7ED"/>
             <w:tcBorders>
@@ -744,16 +739,16 @@
                 <w:rFonts w:ascii="Calibri" w:hAnsi="Calibri"/>
                 <w:b/>
                 <w:color w:val="107C41"/>
-                <w:sz w:val="21"/>
+                <w:sz w:val="20"/>
               </w:rPr>
-              <w:t xml:space="preserve">[RECOMMENDED SETUP] </w:t>
+              <w:t xml:space="preserve">[SETUP INSTRUCTION] </w:t>
             </w:r>
             <w:r>
               <w:rPr>
                 <w:rFonts w:ascii="Calibri" w:hAnsi="Calibri"/>
-                <w:sz w:val="20"/>
+                <w:sz w:val="19"/>
               </w:rPr>
-              <w:t>Antigravity installation automatically registers skills into your global config directory so the AI assistant recognizes all Frappe paradigms across every project.</w:t>
+              <w:t>Antigravity setup registers all 18 skills into your global config directory so every workspace automatically accesses Frappe domain intelligence.</w:t>
             </w:r>
           </w:p>
         </w:tc>
@@ -784,10 +779,10 @@
             <w:tcW w:type="dxa" w:w="9360"/>
             <w:shd w:fill="F4F5F7"/>
             <w:tcMar>
-              <w:top w:w="100" w:type="dxa"/>
-              <w:bottom w:w="100" w:type="dxa"/>
-              <w:left w:w="180" w:type="dxa"/>
-              <w:right w:w="180" w:type="dxa"/>
+              <w:top w:w="80" w:type="dxa"/>
+              <w:bottom w:w="80" w:type="dxa"/>
+              <w:left w:w="140" w:type="dxa"/>
+              <w:right w:w="140" w:type="dxa"/>
             </w:tcMar>
           </w:tcPr>
           <w:p>
@@ -798,9 +793,9 @@
               <w:rPr>
                 <w:rFonts w:ascii="Consolas" w:hAnsi="Consolas"/>
                 <w:color w:val="24292E"/>
-                <w:sz w:val="19"/>
+                <w:sz w:val="18"/>
               </w:rPr>
-              <w:t>./install.sh --profile minimal --target antigravity</w:t>
+              <w:t>./install.sh --profile full --target antigravity</w:t>
             </w:r>
           </w:p>
         </w:tc>
@@ -831,10 +826,10 @@
             <w:tcW w:type="dxa" w:w="9360"/>
             <w:shd w:fill="F4F5F7"/>
             <w:tcMar>
-              <w:top w:w="100" w:type="dxa"/>
-              <w:bottom w:w="100" w:type="dxa"/>
-              <w:left w:w="180" w:type="dxa"/>
-              <w:right w:w="180" w:type="dxa"/>
+              <w:top w:w="80" w:type="dxa"/>
+              <w:bottom w:w="80" w:type="dxa"/>
+              <w:left w:w="140" w:type="dxa"/>
+              <w:right w:w="140" w:type="dxa"/>
             </w:tcMar>
           </w:tcPr>
           <w:p>
@@ -845,56 +840,9 @@
               <w:rPr>
                 <w:rFonts w:ascii="Consolas" w:hAnsi="Consolas"/>
                 <w:color w:val="24292E"/>
-                <w:sz w:val="19"/>
+                <w:sz w:val="18"/>
               </w:rPr>
-              <w:t>.\install.ps1 -Profile minimal -Target antigravity</w:t>
-            </w:r>
-          </w:p>
-        </w:tc>
-      </w:tr>
-    </w:tbl>
-    <w:p>
-      <w:pPr>
-        <w:spacing w:after="80"/>
-      </w:pPr>
-    </w:p>
-    <w:p>
-      <w:r>
-        <w:t>Verification Check:</w:t>
-      </w:r>
-    </w:p>
-    <w:tbl>
-      <w:tblPr>
-        <w:tblW w:type="auto" w:w="0"/>
-        <w:jc w:val="center"/>
-        <w:tblLook w:firstColumn="1" w:firstRow="1" w:lastColumn="0" w:lastRow="0" w:noHBand="0" w:noVBand="1" w:val="04A0"/>
-      </w:tblPr>
-      <w:tblGrid>
-        <w:gridCol w:w="9360"/>
-      </w:tblGrid>
-      <w:tr>
-        <w:tc>
-          <w:tcPr>
-            <w:tcW w:type="dxa" w:w="9360"/>
-            <w:shd w:fill="F4F5F7"/>
-            <w:tcMar>
-              <w:top w:w="100" w:type="dxa"/>
-              <w:bottom w:w="100" w:type="dxa"/>
-              <w:left w:w="180" w:type="dxa"/>
-              <w:right w:w="180" w:type="dxa"/>
-            </w:tcMar>
-          </w:tcPr>
-          <w:p>
-            <w:pPr>
-              <w:spacing w:before="40" w:after="40"/>
-            </w:pPr>
-            <w:r>
-              <w:rPr>
-                <w:rFonts w:ascii="Consolas" w:hAnsi="Consolas"/>
-                <w:color w:val="24292E"/>
-                <w:sz w:val="19"/>
-              </w:rPr>
-              <w:t>python bin/frappe_ecc_install.py doctor</w:t>
+              <w:t>.\install.ps1 -Profile full -Target antigravity</w:t>
             </w:r>
           </w:p>
         </w:tc>
@@ -909,719 +857,236 @@
       <w:pPr>
         <w:pStyle w:val="Heading1"/>
         <w:keepNext/>
-        <w:spacing w:before="280" w:after="80"/>
+        <w:spacing w:before="240" w:after="80"/>
       </w:pPr>
       <w:r>
-        <w:t>4. The 10-Phase Feature Development SOP</w:t>
-      </w:r>
-    </w:p>
-    <w:p>
-      <w:r>
-        <w:t>Every engineer and AI assistant MUST adhere to the following 10-phase sequence:</w:t>
+        <w:t>4. The 12-Phase Feature Development SOP</w:t>
       </w:r>
     </w:p>
     <w:p>
       <w:pPr>
         <w:pStyle w:val="Heading2"/>
         <w:keepNext/>
-        <w:spacing w:before="280" w:after="80"/>
+        <w:spacing w:before="240" w:after="80"/>
       </w:pPr>
       <w:r>
-        <w:t>Phase 1: Feature Planning &amp; Architecture Blueprinting</w:t>
+        <w:t>Phase 1: High-Level Design (HLD) &amp; System Context</w:t>
       </w:r>
     </w:p>
     <w:p>
       <w:pPr>
-        <w:spacing w:after="80"/>
+        <w:spacing w:after="60"/>
       </w:pPr>
       <w:r>
-        <w:t>Never write code without a blueprint. Invoke the planner agent using '/frappe:plan' or ask your assistant. The planner determines DocType taxonomy (Standard vs Child Table vs Single vs Submittable), fieldtypes, autoname rules (format:AST-.YYYY.-.#####), module boundaries, and execution order.</w:t>
+        <w:t>Author system context, component topologies, and non-functional requirements (SLA, caching with Redis, multi-tenant bench topology) using '/frappe:hld'.</w:t>
       </w:r>
     </w:p>
     <w:p>
       <w:pPr>
         <w:pStyle w:val="Heading2"/>
         <w:keepNext/>
-        <w:spacing w:before="280" w:after="80"/>
+        <w:spacing w:before="240" w:after="80"/>
       </w:pPr>
       <w:r>
-        <w:t>Phase 2: Schema Modeling &amp; DocType Scaffolding</w:t>
+        <w:t>Phase 2: Low-Level Design (LLD) &amp; Entity-Relationship Modeling</w:t>
       </w:r>
     </w:p>
     <w:p>
       <w:pPr>
-        <w:spacing w:after="80"/>
+        <w:spacing w:after="60"/>
       </w:pPr>
       <w:r>
-        <w:t>Generate schema JSON, controller, client script, and test files using '/frappe:doctype'. Ensure search indexes ('search_index': 1) are applied to frequent lookup fields. Embed child tables via 'fieldtype': 'Table' and 'options': '&lt;Child DocType&gt;'.</w:t>
+        <w:t>Generate precise entity-relationship diagrams (Mermaid erDiagram), class hierarchies, and state transition tables using '/frappe:lld'.</w:t>
       </w:r>
     </w:p>
     <w:p>
       <w:pPr>
         <w:pStyle w:val="Heading2"/>
         <w:keepNext/>
-        <w:spacing w:before="280" w:after="80"/>
+        <w:spacing w:before="240" w:after="80"/>
       </w:pPr>
       <w:r>
-        <w:t>Phase 3: Test-Driven Development (TDD) — Write Tests First</w:t>
+        <w:t>Phase 3: Visual Wireframing &amp; Clickable Interactive Prototyping</w:t>
       </w:r>
     </w:p>
     <w:p>
       <w:pPr>
-        <w:spacing w:after="80"/>
+        <w:spacing w:after="60"/>
       </w:pPr>
       <w:r>
-        <w:t>Before implementing business logic, write failing unit tests in 'test_&lt;doctype&gt;.py' with FrappeTestCase. Assert autoname prefix, mandatory fields, validation failures, and transaction rollbacks. Run tests using 'bench run-tests --doctype &lt;DocType&gt;' to confirm RED failing state.</w:t>
+        <w:t>Create visual ASCII/SVG wireframes using '/frappe:wireframe', followed by standalone clickable HTML/Vue prototypes using '/frappe:prototype' for stakeholder approval before code is written.</w:t>
       </w:r>
     </w:p>
     <w:p>
       <w:pPr>
         <w:pStyle w:val="Heading2"/>
         <w:keepNext/>
-        <w:spacing w:before="280" w:after="80"/>
+        <w:spacing w:before="240" w:after="80"/>
       </w:pPr>
       <w:r>
-        <w:t>Phase 4: Backend Controller &amp; Lifecycle Implementation</w:t>
+        <w:t>Phase 4: Schema Modeling &amp; DocType Scaffolding</w:t>
       </w:r>
     </w:p>
     <w:p>
       <w:pPr>
-        <w:spacing w:after="80"/>
+        <w:spacing w:after="60"/>
       </w:pPr>
       <w:r>
-        <w:t>Implement controller logic using '/frappe:controller'. Follow Frappe's exact lifecycle: before_insert, validate, on_submit, and on_cancel. CRITICAL: NEVER call frappe.db.commit() inside controller events. Use frappe.qb (QueryBuilder) for complex queries. Wrap user strings with _('...').</w:t>
+        <w:t>Generate schema JSONs with sections, column breaks, indexes, and role permission arrays using '/frappe:doctype'.</w:t>
       </w:r>
     </w:p>
     <w:p>
       <w:pPr>
         <w:pStyle w:val="Heading2"/>
         <w:keepNext/>
-        <w:spacing w:before="280" w:after="80"/>
+        <w:spacing w:before="240" w:after="80"/>
       </w:pPr>
       <w:r>
-        <w:t>Phase 5: Desk UI &amp; Reactive Client Scripting</w:t>
+        <w:t>Phase 5: Test-Driven Development (TDD) — Unit Tests First</w:t>
       </w:r>
     </w:p>
     <w:p>
       <w:pPr>
-        <w:spacing w:after="80"/>
+        <w:spacing w:after="60"/>
       </w:pPr>
       <w:r>
-        <w:t>Construct responsive Desk forms using '/frappe:client-script'. Use 'frappe.ui.form.on' for events: onload, refresh, and field triggers. Use frm.add_custom_button, frm.set_df_property, and native dialogs. CRITICAL: Never manipulate the DOM directly using jQuery or raw selectors.</w:t>
+        <w:t>Draft failing test assertions in 'test_&lt;doctype&gt;.py' using FrappeTestCase. Confirm tests fail (RED) before implementing controllers.</w:t>
       </w:r>
     </w:p>
     <w:p>
       <w:pPr>
         <w:pStyle w:val="Heading2"/>
         <w:keepNext/>
-        <w:spacing w:before="280" w:after="80"/>
+        <w:spacing w:before="240" w:after="80"/>
       </w:pPr>
       <w:r>
-        <w:t>Phase 6: Hook Registration &amp; Event Orchestration</w:t>
+        <w:t>Phase 6: Turnkey Fullstack Implementation (Zero Placeholders)</w:t>
       </w:r>
     </w:p>
     <w:p>
       <w:pPr>
-        <w:spacing w:after="80"/>
+        <w:spacing w:after="60"/>
       </w:pPr>
       <w:r>
-        <w:t>Connect application events, cron jobs, and class overrides into hooks.py using '/frappe:hook'. Configure doc_events for cross-doctype triggers, scheduler_events for cron routines, and fixtures for persistent custom fields and roles.</w:t>
+        <w:t>Synthesize complete vertical implementations (controller lifecycle, Desk client scripts, dialogs, auto-math) using '/frappe:build-e2e'. Zero placeholders allowed.</w:t>
       </w:r>
     </w:p>
     <w:p>
       <w:pPr>
         <w:pStyle w:val="Heading2"/>
         <w:keepNext/>
-        <w:spacing w:before="280" w:after="80"/>
+        <w:spacing w:before="240" w:after="80"/>
       </w:pPr>
       <w:r>
-        <w:t>Phase 7: Whitelisted APIs &amp; Webhook Integrations</w:t>
+        <w:t>Phase 7: Hook Registration &amp; Event Orchestration</w:t>
       </w:r>
     </w:p>
     <w:p>
       <w:pPr>
-        <w:spacing w:after="80"/>
+        <w:spacing w:after="60"/>
       </w:pPr>
       <w:r>
-        <w:t>Create secure REST endpoints using '/frappe:api'. Annotate endpoints with @frappe.whitelist(). Enforce frappe.only_for() role authorization. Add @frappe.rate_limit on public endpoints. Sanitize inputs with frappe.utils.escape_html().</w:t>
+        <w:t>Wire document events, background cron jobs, and class overrides into hooks.py using '/frappe:hook'.</w:t>
       </w:r>
     </w:p>
     <w:p>
       <w:pPr>
         <w:pStyle w:val="Heading2"/>
         <w:keepNext/>
-        <w:spacing w:before="280" w:after="80"/>
+        <w:spacing w:before="240" w:after="80"/>
       </w:pPr>
       <w:r>
-        <w:t>Phase 8: Database Schema Migrations &amp; Patches</w:t>
+        <w:t>Phase 8: Whitelisted APIs &amp; Webhook Integrations</w:t>
       </w:r>
     </w:p>
     <w:p>
       <w:pPr>
-        <w:spacing w:after="80"/>
+        <w:spacing w:after="60"/>
       </w:pPr>
       <w:r>
-        <w:t>Create idempotent migration patches in 'patches/vX_Y/&lt;patch&gt;.py' using '/frappe:patch'. Always call frappe.reload_doc() before database writes. Verify with 'bench migrate'.</w:t>
+        <w:t>Expose secure REST endpoints with role checks (frappe.only_for), rate limiting, and input sanitization using '/frappe:api'.</w:t>
       </w:r>
     </w:p>
     <w:p>
       <w:pPr>
         <w:pStyle w:val="Heading2"/>
         <w:keepNext/>
-        <w:spacing w:before="280" w:after="80"/>
+        <w:spacing w:before="240" w:after="80"/>
       </w:pPr>
       <w:r>
-        <w:t>Phase 9: Fresh-Context Code Review</w:t>
+        <w:t>Phase 9: Database Schema Migrations &amp; Patches</w:t>
       </w:r>
     </w:p>
     <w:p>
       <w:pPr>
-        <w:spacing w:after="80"/>
+        <w:spacing w:after="60"/>
       </w:pPr>
       <w:r>
-        <w:t>Execute an independent, fresh-context code review using '/frappe:review'. Detects stray db.commit() calls, N+1 query bottlenecks, unindexed filters, and untranslated strings.</w:t>
+        <w:t>Author idempotent migration patches in 'patches/' and register in 'patches.txt' using '/frappe:patch'.</w:t>
       </w:r>
     </w:p>
     <w:p>
       <w:pPr>
         <w:pStyle w:val="Heading2"/>
         <w:keepNext/>
-        <w:spacing w:before="280" w:after="80"/>
+        <w:spacing w:before="240" w:after="80"/>
       </w:pPr>
       <w:r>
-        <w:t>Phase 10: Security Audit with Frappe Shield</w:t>
+        <w:t>Phase 10: Manual QA Matrix &amp; Exploratory Verification</w:t>
       </w:r>
     </w:p>
     <w:p>
       <w:pPr>
-        <w:spacing w:after="80"/>
+        <w:spacing w:after="60"/>
       </w:pPr>
       <w:r>
-        <w:t>Run automated AST security scanning using 'python bin/frappe-shield.py &lt;path&gt;' or '/frappe:security'. Flags SQL injection in frappe.db.sql, transaction violations, and direct docstatus mutations. All CRITICAL and HIGH issues must be resolved before deployment.</w:t>
+        <w:t>Generate structured manual test scenarios, edge-case boundary tests, and release sign-off checklists using '/frappe:manual-qa'.</w:t>
+      </w:r>
+    </w:p>
+    <w:p>
+      <w:pPr>
+        <w:pStyle w:val="Heading2"/>
+        <w:keepNext/>
+        <w:spacing w:before="240" w:after="80"/>
+      </w:pPr>
+      <w:r>
+        <w:t>Phase 11: End-to-End Automated Browser Testing (Playwright)</w:t>
+      </w:r>
+    </w:p>
+    <w:p>
+      <w:pPr>
+        <w:spacing w:after="60"/>
+      </w:pPr>
+      <w:r>
+        <w:t>Author headless Playwright browser tests that click through Desk forms, fill fields, and assert submission badges using '/frappe:e2e-test'.</w:t>
+      </w:r>
+    </w:p>
+    <w:p>
+      <w:pPr>
+        <w:pStyle w:val="Heading2"/>
+        <w:keepNext/>
+        <w:spacing w:before="240" w:after="80"/>
+      </w:pPr>
+      <w:r>
+        <w:t>Phase 12: Security Audit with Frappe Shield &amp; Code Review</w:t>
+      </w:r>
+    </w:p>
+    <w:p>
+      <w:pPr>
+        <w:spacing w:after="60"/>
+      </w:pPr>
+      <w:r>
+        <w:t>Execute AST static scanning with Frappe Shield ('/frappe:security') to ensure zero SQL injection, zero manual db.commit() calls, and zero security flaws.</w:t>
       </w:r>
     </w:p>
     <w:p>
       <w:pPr>
         <w:pStyle w:val="Heading1"/>
         <w:keepNext/>
-        <w:spacing w:before="280" w:after="80"/>
+        <w:spacing w:before="240" w:after="80"/>
       </w:pPr>
       <w:r>
-        <w:t>5. Frappe Shield Security Rules &amp; Remediation</w:t>
-      </w:r>
-    </w:p>
-    <w:tbl>
-      <w:tblPr>
-        <w:tblW w:type="auto" w:w="0"/>
-        <w:jc w:val="center"/>
-        <w:tblLook w:firstColumn="1" w:firstRow="1" w:lastColumn="0" w:lastRow="0" w:noHBand="0" w:noVBand="1" w:val="04A0"/>
-      </w:tblPr>
-      <w:tblGrid>
-        <w:gridCol w:w="3120"/>
-        <w:gridCol w:w="3120"/>
-        <w:gridCol w:w="3120"/>
-      </w:tblGrid>
-      <w:tr>
-        <w:tc>
-          <w:tcPr>
-            <w:tcW w:type="dxa" w:w="3120"/>
-            <w:shd w:fill="800000"/>
-            <w:tcMar>
-              <w:top w:w="80" w:type="dxa"/>
-              <w:bottom w:w="80" w:type="dxa"/>
-              <w:left w:w="100" w:type="dxa"/>
-              <w:right w:w="100" w:type="dxa"/>
-            </w:tcMar>
-          </w:tcPr>
-          <w:p>
-            <w:r>
-              <w:rPr>
-                <w:rFonts w:ascii="Calibri" w:hAnsi="Calibri"/>
-                <w:b/>
-                <w:color w:val="FFFFFF"/>
-                <w:sz w:val="20"/>
-              </w:rPr>
-              <w:t>Vulnerability Pattern</w:t>
-            </w:r>
-          </w:p>
-        </w:tc>
-        <w:tc>
-          <w:tcPr>
-            <w:tcW w:type="dxa" w:w="3120"/>
-            <w:shd w:fill="800000"/>
-            <w:tcMar>
-              <w:top w:w="80" w:type="dxa"/>
-              <w:bottom w:w="80" w:type="dxa"/>
-              <w:left w:w="100" w:type="dxa"/>
-              <w:right w:w="100" w:type="dxa"/>
-            </w:tcMar>
-          </w:tcPr>
-          <w:p>
-            <w:r>
-              <w:rPr>
-                <w:rFonts w:ascii="Calibri" w:hAnsi="Calibri"/>
-                <w:b/>
-                <w:color w:val="FFFFFF"/>
-                <w:sz w:val="20"/>
-              </w:rPr>
-              <w:t>Severity</w:t>
-            </w:r>
-          </w:p>
-        </w:tc>
-        <w:tc>
-          <w:tcPr>
-            <w:tcW w:type="dxa" w:w="3120"/>
-            <w:shd w:fill="800000"/>
-            <w:tcMar>
-              <w:top w:w="80" w:type="dxa"/>
-              <w:bottom w:w="80" w:type="dxa"/>
-              <w:left w:w="100" w:type="dxa"/>
-              <w:right w:w="100" w:type="dxa"/>
-            </w:tcMar>
-          </w:tcPr>
-          <w:p>
-            <w:r>
-              <w:rPr>
-                <w:rFonts w:ascii="Calibri" w:hAnsi="Calibri"/>
-                <w:b/>
-                <w:color w:val="FFFFFF"/>
-                <w:sz w:val="20"/>
-              </w:rPr>
-              <w:t>Remediation Standard</w:t>
-            </w:r>
-          </w:p>
-        </w:tc>
-      </w:tr>
-      <w:tr>
-        <w:tc>
-          <w:tcPr>
-            <w:tcW w:type="dxa" w:w="3120"/>
-            <w:shd w:fill="FFF5F5"/>
-            <w:tcMar>
-              <w:top w:w="60" w:type="dxa"/>
-              <w:bottom w:w="60" w:type="dxa"/>
-              <w:left w:w="100" w:type="dxa"/>
-              <w:right w:w="100" w:type="dxa"/>
-            </w:tcMar>
-          </w:tcPr>
-          <w:p>
-            <w:r>
-              <w:rPr>
-                <w:rFonts w:ascii="Calibri" w:hAnsi="Calibri"/>
-                <w:sz w:val="19"/>
-              </w:rPr>
-              <w:t>SQL Injection: f-string or % in frappe.db.sql()</w:t>
-            </w:r>
-          </w:p>
-        </w:tc>
-        <w:tc>
-          <w:tcPr>
-            <w:tcW w:type="dxa" w:w="3120"/>
-            <w:shd w:fill="FFF5F5"/>
-            <w:tcMar>
-              <w:top w:w="60" w:type="dxa"/>
-              <w:bottom w:w="60" w:type="dxa"/>
-              <w:left w:w="100" w:type="dxa"/>
-              <w:right w:w="100" w:type="dxa"/>
-            </w:tcMar>
-          </w:tcPr>
-          <w:p>
-            <w:r>
-              <w:rPr>
-                <w:rFonts w:ascii="Calibri" w:hAnsi="Calibri"/>
-                <w:b/>
-                <w:color w:val="C00000"/>
-                <w:sz w:val="19"/>
-              </w:rPr>
-              <w:t>CRITICAL</w:t>
-            </w:r>
-          </w:p>
-        </w:tc>
-        <w:tc>
-          <w:tcPr>
-            <w:tcW w:type="dxa" w:w="3120"/>
-            <w:shd w:fill="FFF5F5"/>
-            <w:tcMar>
-              <w:top w:w="60" w:type="dxa"/>
-              <w:bottom w:w="60" w:type="dxa"/>
-              <w:left w:w="100" w:type="dxa"/>
-              <w:right w:w="100" w:type="dxa"/>
-            </w:tcMar>
-          </w:tcPr>
-          <w:p>
-            <w:r>
-              <w:rPr>
-                <w:rFonts w:ascii="Calibri" w:hAnsi="Calibri"/>
-                <w:sz w:val="19"/>
-              </w:rPr>
-              <w:t>Replace string interpolation with values={'key': val} or migrate to frappe.qb.</w:t>
-            </w:r>
-          </w:p>
-        </w:tc>
-      </w:tr>
-      <w:tr>
-        <w:tc>
-          <w:tcPr>
-            <w:tcW w:type="dxa" w:w="3120"/>
-            <w:shd w:fill="FFF5F5"/>
-            <w:tcMar>
-              <w:top w:w="60" w:type="dxa"/>
-              <w:bottom w:w="60" w:type="dxa"/>
-              <w:left w:w="100" w:type="dxa"/>
-              <w:right w:w="100" w:type="dxa"/>
-            </w:tcMar>
-          </w:tcPr>
-          <w:p>
-            <w:r>
-              <w:rPr>
-                <w:rFonts w:ascii="Calibri" w:hAnsi="Calibri"/>
-                <w:sz w:val="19"/>
-              </w:rPr>
-              <w:t>Manual DB Commit Inside Controller Hook</w:t>
-            </w:r>
-          </w:p>
-        </w:tc>
-        <w:tc>
-          <w:tcPr>
-            <w:tcW w:type="dxa" w:w="3120"/>
-            <w:shd w:fill="FFF5F5"/>
-            <w:tcMar>
-              <w:top w:w="60" w:type="dxa"/>
-              <w:bottom w:w="60" w:type="dxa"/>
-              <w:left w:w="100" w:type="dxa"/>
-              <w:right w:w="100" w:type="dxa"/>
-            </w:tcMar>
-          </w:tcPr>
-          <w:p>
-            <w:r>
-              <w:rPr>
-                <w:rFonts w:ascii="Calibri" w:hAnsi="Calibri"/>
-                <w:b/>
-                <w:color w:val="C00000"/>
-                <w:sz w:val="19"/>
-              </w:rPr>
-              <w:t>CRITICAL</w:t>
-            </w:r>
-          </w:p>
-        </w:tc>
-        <w:tc>
-          <w:tcPr>
-            <w:tcW w:type="dxa" w:w="3120"/>
-            <w:shd w:fill="FFF5F5"/>
-            <w:tcMar>
-              <w:top w:w="60" w:type="dxa"/>
-              <w:bottom w:w="60" w:type="dxa"/>
-              <w:left w:w="100" w:type="dxa"/>
-              <w:right w:w="100" w:type="dxa"/>
-            </w:tcMar>
-          </w:tcPr>
-          <w:p>
-            <w:r>
-              <w:rPr>
-                <w:rFonts w:ascii="Calibri" w:hAnsi="Calibri"/>
-                <w:sz w:val="19"/>
-              </w:rPr>
-              <w:t>Remove frappe.db.commit(). Frappe manages transaction commits automatically.</w:t>
-            </w:r>
-          </w:p>
-        </w:tc>
-      </w:tr>
-      <w:tr>
-        <w:tc>
-          <w:tcPr>
-            <w:tcW w:type="dxa" w:w="3120"/>
-            <w:shd w:fill="FFFFFF"/>
-            <w:tcMar>
-              <w:top w:w="60" w:type="dxa"/>
-              <w:bottom w:w="60" w:type="dxa"/>
-              <w:left w:w="100" w:type="dxa"/>
-              <w:right w:w="100" w:type="dxa"/>
-            </w:tcMar>
-          </w:tcPr>
-          <w:p>
-            <w:r>
-              <w:rPr>
-                <w:rFonts w:ascii="Calibri" w:hAnsi="Calibri"/>
-                <w:sz w:val="19"/>
-              </w:rPr>
-              <w:t>Unrestricted Guest Whitelist API</w:t>
-            </w:r>
-          </w:p>
-        </w:tc>
-        <w:tc>
-          <w:tcPr>
-            <w:tcW w:type="dxa" w:w="3120"/>
-            <w:shd w:fill="FFFFFF"/>
-            <w:tcMar>
-              <w:top w:w="60" w:type="dxa"/>
-              <w:bottom w:w="60" w:type="dxa"/>
-              <w:left w:w="100" w:type="dxa"/>
-              <w:right w:w="100" w:type="dxa"/>
-            </w:tcMar>
-          </w:tcPr>
-          <w:p>
-            <w:r>
-              <w:rPr>
-                <w:rFonts w:ascii="Calibri" w:hAnsi="Calibri"/>
-                <w:b/>
-                <w:color w:val="E67E22"/>
-                <w:sz w:val="19"/>
-              </w:rPr>
-              <w:t>HIGH</w:t>
-            </w:r>
-          </w:p>
-        </w:tc>
-        <w:tc>
-          <w:tcPr>
-            <w:tcW w:type="dxa" w:w="3120"/>
-            <w:shd w:fill="FFFFFF"/>
-            <w:tcMar>
-              <w:top w:w="60" w:type="dxa"/>
-              <w:bottom w:w="60" w:type="dxa"/>
-              <w:left w:w="100" w:type="dxa"/>
-              <w:right w:w="100" w:type="dxa"/>
-            </w:tcMar>
-          </w:tcPr>
-          <w:p>
-            <w:r>
-              <w:rPr>
-                <w:rFonts w:ascii="Calibri" w:hAnsi="Calibri"/>
-                <w:sz w:val="19"/>
-              </w:rPr>
-              <w:t>Add @frappe.rate_limit(limit=10, seconds=60) and validate/sanitize all inputs.</w:t>
-            </w:r>
-          </w:p>
-        </w:tc>
-      </w:tr>
-      <w:tr>
-        <w:tc>
-          <w:tcPr>
-            <w:tcW w:type="dxa" w:w="3120"/>
-            <w:shd w:fill="FFFFFF"/>
-            <w:tcMar>
-              <w:top w:w="60" w:type="dxa"/>
-              <w:bottom w:w="60" w:type="dxa"/>
-              <w:left w:w="100" w:type="dxa"/>
-              <w:right w:w="100" w:type="dxa"/>
-            </w:tcMar>
-          </w:tcPr>
-          <w:p>
-            <w:r>
-              <w:rPr>
-                <w:rFonts w:ascii="Calibri" w:hAnsi="Calibri"/>
-                <w:sz w:val="19"/>
-              </w:rPr>
-              <w:t>Direct docstatus = 1 Assignment</w:t>
-            </w:r>
-          </w:p>
-        </w:tc>
-        <w:tc>
-          <w:tcPr>
-            <w:tcW w:type="dxa" w:w="3120"/>
-            <w:shd w:fill="FFFFFF"/>
-            <w:tcMar>
-              <w:top w:w="60" w:type="dxa"/>
-              <w:bottom w:w="60" w:type="dxa"/>
-              <w:left w:w="100" w:type="dxa"/>
-              <w:right w:w="100" w:type="dxa"/>
-            </w:tcMar>
-          </w:tcPr>
-          <w:p>
-            <w:r>
-              <w:rPr>
-                <w:rFonts w:ascii="Calibri" w:hAnsi="Calibri"/>
-                <w:b/>
-                <w:color w:val="E67E22"/>
-                <w:sz w:val="19"/>
-              </w:rPr>
-              <w:t>HIGH</w:t>
-            </w:r>
-          </w:p>
-        </w:tc>
-        <w:tc>
-          <w:tcPr>
-            <w:tcW w:type="dxa" w:w="3120"/>
-            <w:shd w:fill="FFFFFF"/>
-            <w:tcMar>
-              <w:top w:w="60" w:type="dxa"/>
-              <w:bottom w:w="60" w:type="dxa"/>
-              <w:left w:w="100" w:type="dxa"/>
-              <w:right w:w="100" w:type="dxa"/>
-            </w:tcMar>
-          </w:tcPr>
-          <w:p>
-            <w:r>
-              <w:rPr>
-                <w:rFonts w:ascii="Calibri" w:hAnsi="Calibri"/>
-                <w:sz w:val="19"/>
-              </w:rPr>
-              <w:t>Use doc.submit() or doc.cancel() instead of directly overwriting docstatus.</w:t>
-            </w:r>
-          </w:p>
-        </w:tc>
-      </w:tr>
-      <w:tr>
-        <w:tc>
-          <w:tcPr>
-            <w:tcW w:type="dxa" w:w="3120"/>
-            <w:shd w:fill="FFFFFF"/>
-            <w:tcMar>
-              <w:top w:w="60" w:type="dxa"/>
-              <w:bottom w:w="60" w:type="dxa"/>
-              <w:left w:w="100" w:type="dxa"/>
-              <w:right w:w="100" w:type="dxa"/>
-            </w:tcMar>
-          </w:tcPr>
-          <w:p>
-            <w:r>
-              <w:rPr>
-                <w:rFonts w:ascii="Calibri" w:hAnsi="Calibri"/>
-                <w:sz w:val="19"/>
-              </w:rPr>
-              <w:t>N+1 Query Loop (frappe.get_doc in loop)</w:t>
-            </w:r>
-          </w:p>
-        </w:tc>
-        <w:tc>
-          <w:tcPr>
-            <w:tcW w:type="dxa" w:w="3120"/>
-            <w:shd w:fill="FFFFFF"/>
-            <w:tcMar>
-              <w:top w:w="60" w:type="dxa"/>
-              <w:bottom w:w="60" w:type="dxa"/>
-              <w:left w:w="100" w:type="dxa"/>
-              <w:right w:w="100" w:type="dxa"/>
-            </w:tcMar>
-          </w:tcPr>
-          <w:p>
-            <w:r>
-              <w:rPr>
-                <w:rFonts w:ascii="Calibri" w:hAnsi="Calibri"/>
-                <w:b/>
-                <w:sz w:val="19"/>
-              </w:rPr>
-              <w:t>MEDIUM</w:t>
-            </w:r>
-          </w:p>
-        </w:tc>
-        <w:tc>
-          <w:tcPr>
-            <w:tcW w:type="dxa" w:w="3120"/>
-            <w:shd w:fill="FFFFFF"/>
-            <w:tcMar>
-              <w:top w:w="60" w:type="dxa"/>
-              <w:bottom w:w="60" w:type="dxa"/>
-              <w:left w:w="100" w:type="dxa"/>
-              <w:right w:w="100" w:type="dxa"/>
-            </w:tcMar>
-          </w:tcPr>
-          <w:p>
-            <w:r>
-              <w:rPr>
-                <w:rFonts w:ascii="Calibri" w:hAnsi="Calibri"/>
-                <w:sz w:val="19"/>
-              </w:rPr>
-              <w:t>Batch fetch using frappe.get_all(filters={'name': ['in', ids]}) or frappe.db.get_values().</w:t>
-            </w:r>
-          </w:p>
-        </w:tc>
-      </w:tr>
-    </w:tbl>
-    <w:p>
-      <w:pPr>
-        <w:spacing w:after="160"/>
-      </w:pPr>
-    </w:p>
-    <w:p>
-      <w:pPr>
-        <w:pStyle w:val="Heading1"/>
-        <w:keepNext/>
-        <w:spacing w:before="280" w:after="80"/>
-      </w:pPr>
-      <w:r>
-        <w:t>6. DevOps &amp; Bench Troubleshooting Runbook</w:t>
-      </w:r>
-    </w:p>
-    <w:p>
-      <w:pPr>
-        <w:spacing w:after="40"/>
-      </w:pPr>
-      <w:r>
-        <w:rPr>
-          <w:rFonts w:ascii="Calibri" w:hAnsi="Calibri"/>
-          <w:b/>
-        </w:rPr>
-        <w:t xml:space="preserve">• Redis Connection Failure (redis.exceptions.ConnectionError): </w:t>
-      </w:r>
-      <w:r>
-        <w:rPr>
-          <w:rFonts w:ascii="Calibri" w:hAnsi="Calibri"/>
-        </w:rPr>
-        <w:t>Ensure Redis is running: 'sudo systemctl restart redis-server'. Verify socket path in config/redis_cache.conf.</w:t>
-      </w:r>
-    </w:p>
-    <w:p>
-      <w:pPr>
-        <w:spacing w:after="40"/>
-      </w:pPr>
-      <w:r>
-        <w:rPr>
-          <w:rFonts w:ascii="Calibri" w:hAnsi="Calibri"/>
-          <w:b/>
-        </w:rPr>
-        <w:t xml:space="preserve">• Duplicate Entry Error on Schema Migration: </w:t>
-      </w:r>
-      <w:r>
-        <w:rPr>
-          <w:rFonts w:ascii="Calibri" w:hAnsi="Calibri"/>
-        </w:rPr>
-        <w:t>Inspect table using 'bench mariadb'. Remove or update duplicate rows prior to applying unique index constraint.</w:t>
-      </w:r>
-    </w:p>
-    <w:p>
-      <w:pPr>
-        <w:spacing w:after="40"/>
-      </w:pPr>
-      <w:r>
-        <w:rPr>
-          <w:rFonts w:ascii="Calibri" w:hAnsi="Calibri"/>
-          <w:b/>
-        </w:rPr>
-        <w:t xml:space="preserve">• UI Changes Not Reflecting in Desk Form: </w:t>
-      </w:r>
-      <w:r>
-        <w:rPr>
-          <w:rFonts w:ascii="Calibri" w:hAnsi="Calibri"/>
-        </w:rPr>
-        <w:t>Clear Redis cache and rebuild assets: 'bench --site &lt;site&gt; clear-cache &amp;&amp; bench build --app &lt;app&gt;'. Perform hard browser refresh (Ctrl+F5).</w:t>
-      </w:r>
-    </w:p>
-    <w:p>
-      <w:pPr>
-        <w:spacing w:after="40"/>
-      </w:pPr>
-      <w:r>
-        <w:rPr>
-          <w:rFonts w:ascii="Calibri" w:hAnsi="Calibri"/>
-          <w:b/>
-        </w:rPr>
-        <w:t xml:space="preserve">• Background Workers Stalled / Queues Backlogged: </w:t>
-      </w:r>
-      <w:r>
-        <w:rPr>
-          <w:rFonts w:ascii="Calibri" w:hAnsi="Calibri"/>
-        </w:rPr>
-        <w:t>Inspect queue health with 'bench doctor'. Restart RQ workers: 'bench worker --queue default,short,long'.</w:t>
-      </w:r>
-    </w:p>
-    <w:p>
-      <w:pPr>
-        <w:pStyle w:val="Heading1"/>
-        <w:keepNext/>
-        <w:spacing w:before="280" w:after="80"/>
-      </w:pPr>
-      <w:r>
-        <w:t>7. Quick Reference Command Cheat Sheet</w:t>
+        <w:t>5. Master Command Cheat Sheet</w:t>
       </w:r>
     </w:p>
     <w:tbl>
@@ -1641,10 +1106,10 @@
             <w:tcW w:type="dxa" w:w="3120"/>
             <w:shd w:fill="1F4E79"/>
             <w:tcMar>
-              <w:top w:w="80" w:type="dxa"/>
-              <w:bottom w:w="80" w:type="dxa"/>
-              <w:left w:w="100" w:type="dxa"/>
-              <w:right w:w="100" w:type="dxa"/>
+              <w:top w:w="60" w:type="dxa"/>
+              <w:bottom w:w="60" w:type="dxa"/>
+              <w:left w:w="80" w:type="dxa"/>
+              <w:right w:w="80" w:type="dxa"/>
             </w:tcMar>
           </w:tcPr>
           <w:p>
@@ -1653,7 +1118,7 @@
                 <w:rFonts w:ascii="Calibri" w:hAnsi="Calibri"/>
                 <w:b/>
                 <w:color w:val="FFFFFF"/>
-                <w:sz w:val="20"/>
+                <w:sz w:val="19"/>
               </w:rPr>
               <w:t>Slash Command</w:t>
             </w:r>
@@ -1664,10 +1129,10 @@
             <w:tcW w:type="dxa" w:w="3120"/>
             <w:shd w:fill="1F4E79"/>
             <w:tcMar>
-              <w:top w:w="80" w:type="dxa"/>
-              <w:bottom w:w="80" w:type="dxa"/>
-              <w:left w:w="100" w:type="dxa"/>
-              <w:right w:w="100" w:type="dxa"/>
+              <w:top w:w="60" w:type="dxa"/>
+              <w:bottom w:w="60" w:type="dxa"/>
+              <w:left w:w="80" w:type="dxa"/>
+              <w:right w:w="80" w:type="dxa"/>
             </w:tcMar>
           </w:tcPr>
           <w:p>
@@ -1676,7 +1141,7 @@
                 <w:rFonts w:ascii="Calibri" w:hAnsi="Calibri"/>
                 <w:b/>
                 <w:color w:val="FFFFFF"/>
-                <w:sz w:val="20"/>
+                <w:sz w:val="19"/>
               </w:rPr>
               <w:t>Specialist Agent</w:t>
             </w:r>
@@ -1687,10 +1152,10 @@
             <w:tcW w:type="dxa" w:w="3120"/>
             <w:shd w:fill="1F4E79"/>
             <w:tcMar>
-              <w:top w:w="80" w:type="dxa"/>
-              <w:bottom w:w="80" w:type="dxa"/>
-              <w:left w:w="100" w:type="dxa"/>
-              <w:right w:w="100" w:type="dxa"/>
+              <w:top w:w="60" w:type="dxa"/>
+              <w:bottom w:w="60" w:type="dxa"/>
+              <w:left w:w="80" w:type="dxa"/>
+              <w:right w:w="80" w:type="dxa"/>
             </w:tcMar>
           </w:tcPr>
           <w:p>
@@ -1699,7 +1164,7 @@
                 <w:rFonts w:ascii="Calibri" w:hAnsi="Calibri"/>
                 <w:b/>
                 <w:color w:val="FFFFFF"/>
-                <w:sz w:val="20"/>
+                <w:sz w:val="19"/>
               </w:rPr>
               <w:t>Standard Operation</w:t>
             </w:r>
@@ -1712,10 +1177,10 @@
             <w:tcW w:type="dxa" w:w="3120"/>
             <w:shd w:fill="FFFFFF"/>
             <w:tcMar>
-              <w:top w:w="50" w:type="dxa"/>
-              <w:bottom w:w="50" w:type="dxa"/>
-              <w:left w:w="80" w:type="dxa"/>
-              <w:right w:w="80" w:type="dxa"/>
+              <w:top w:w="40" w:type="dxa"/>
+              <w:bottom w:w="40" w:type="dxa"/>
+              <w:left w:w="60" w:type="dxa"/>
+              <w:right w:w="60" w:type="dxa"/>
             </w:tcMar>
           </w:tcPr>
           <w:p>
@@ -1724,7 +1189,275 @@
                 <w:rFonts w:ascii="Consolas" w:hAnsi="Consolas"/>
                 <w:b/>
                 <w:color w:val="1F4E79"/>
-                <w:sz w:val="18"/>
+                <w:sz w:val="17"/>
+              </w:rPr>
+              <w:t>/frappe:hld '&lt;feature&gt;'</w:t>
+            </w:r>
+          </w:p>
+        </w:tc>
+        <w:tc>
+          <w:tcPr>
+            <w:tcW w:type="dxa" w:w="3120"/>
+            <w:shd w:fill="FFFFFF"/>
+            <w:tcMar>
+              <w:top w:w="40" w:type="dxa"/>
+              <w:bottom w:w="40" w:type="dxa"/>
+              <w:left w:w="60" w:type="dxa"/>
+              <w:right w:w="60" w:type="dxa"/>
+            </w:tcMar>
+          </w:tcPr>
+          <w:p>
+            <w:r>
+              <w:rPr>
+                <w:rFonts w:ascii="Calibri" w:hAnsi="Calibri"/>
+                <w:sz w:val="17"/>
+              </w:rPr>
+              <w:t>frappe-hld-architect</w:t>
+            </w:r>
+          </w:p>
+        </w:tc>
+        <w:tc>
+          <w:tcPr>
+            <w:tcW w:type="dxa" w:w="3120"/>
+            <w:shd w:fill="FFFFFF"/>
+            <w:tcMar>
+              <w:top w:w="40" w:type="dxa"/>
+              <w:bottom w:w="40" w:type="dxa"/>
+              <w:left w:w="60" w:type="dxa"/>
+              <w:right w:w="60" w:type="dxa"/>
+            </w:tcMar>
+          </w:tcPr>
+          <w:p>
+            <w:r>
+              <w:rPr>
+                <w:rFonts w:ascii="Calibri" w:hAnsi="Calibri"/>
+                <w:sz w:val="17"/>
+              </w:rPr>
+              <w:t>Generate High-Level Design with C4 architecture diagrams</w:t>
+            </w:r>
+          </w:p>
+        </w:tc>
+      </w:tr>
+      <w:tr>
+        <w:tc>
+          <w:tcPr>
+            <w:tcW w:type="dxa" w:w="3120"/>
+            <w:shd w:fill="F9FAFC"/>
+            <w:tcMar>
+              <w:top w:w="40" w:type="dxa"/>
+              <w:bottom w:w="40" w:type="dxa"/>
+              <w:left w:w="60" w:type="dxa"/>
+              <w:right w:w="60" w:type="dxa"/>
+            </w:tcMar>
+          </w:tcPr>
+          <w:p>
+            <w:r>
+              <w:rPr>
+                <w:rFonts w:ascii="Consolas" w:hAnsi="Consolas"/>
+                <w:b/>
+                <w:color w:val="1F4E79"/>
+                <w:sz w:val="17"/>
+              </w:rPr>
+              <w:t>/frappe:lld '&lt;name&gt;'</w:t>
+            </w:r>
+          </w:p>
+        </w:tc>
+        <w:tc>
+          <w:tcPr>
+            <w:tcW w:type="dxa" w:w="3120"/>
+            <w:shd w:fill="F9FAFC"/>
+            <w:tcMar>
+              <w:top w:w="40" w:type="dxa"/>
+              <w:bottom w:w="40" w:type="dxa"/>
+              <w:left w:w="60" w:type="dxa"/>
+              <w:right w:w="60" w:type="dxa"/>
+            </w:tcMar>
+          </w:tcPr>
+          <w:p>
+            <w:r>
+              <w:rPr>
+                <w:rFonts w:ascii="Calibri" w:hAnsi="Calibri"/>
+                <w:sz w:val="17"/>
+              </w:rPr>
+              <w:t>frappe-lld-designer</w:t>
+            </w:r>
+          </w:p>
+        </w:tc>
+        <w:tc>
+          <w:tcPr>
+            <w:tcW w:type="dxa" w:w="3120"/>
+            <w:shd w:fill="F9FAFC"/>
+            <w:tcMar>
+              <w:top w:w="40" w:type="dxa"/>
+              <w:bottom w:w="40" w:type="dxa"/>
+              <w:left w:w="60" w:type="dxa"/>
+              <w:right w:w="60" w:type="dxa"/>
+            </w:tcMar>
+          </w:tcPr>
+          <w:p>
+            <w:r>
+              <w:rPr>
+                <w:rFonts w:ascii="Calibri" w:hAnsi="Calibri"/>
+                <w:sz w:val="17"/>
+              </w:rPr>
+              <w:t>Generate Low-Level Design with ER &amp; state machine diagrams</w:t>
+            </w:r>
+          </w:p>
+        </w:tc>
+      </w:tr>
+      <w:tr>
+        <w:tc>
+          <w:tcPr>
+            <w:tcW w:type="dxa" w:w="3120"/>
+            <w:shd w:fill="FFFFFF"/>
+            <w:tcMar>
+              <w:top w:w="40" w:type="dxa"/>
+              <w:bottom w:w="40" w:type="dxa"/>
+              <w:left w:w="60" w:type="dxa"/>
+              <w:right w:w="60" w:type="dxa"/>
+            </w:tcMar>
+          </w:tcPr>
+          <w:p>
+            <w:r>
+              <w:rPr>
+                <w:rFonts w:ascii="Consolas" w:hAnsi="Consolas"/>
+                <w:b/>
+                <w:color w:val="1F4E79"/>
+                <w:sz w:val="17"/>
+              </w:rPr>
+              <w:t>/frappe:wireframe '&lt;name&gt;'</w:t>
+            </w:r>
+          </w:p>
+        </w:tc>
+        <w:tc>
+          <w:tcPr>
+            <w:tcW w:type="dxa" w:w="3120"/>
+            <w:shd w:fill="FFFFFF"/>
+            <w:tcMar>
+              <w:top w:w="40" w:type="dxa"/>
+              <w:bottom w:w="40" w:type="dxa"/>
+              <w:left w:w="60" w:type="dxa"/>
+              <w:right w:w="60" w:type="dxa"/>
+            </w:tcMar>
+          </w:tcPr>
+          <w:p>
+            <w:r>
+              <w:rPr>
+                <w:rFonts w:ascii="Calibri" w:hAnsi="Calibri"/>
+                <w:sz w:val="17"/>
+              </w:rPr>
+              <w:t>frappe-wireframe-builder</w:t>
+            </w:r>
+          </w:p>
+        </w:tc>
+        <w:tc>
+          <w:tcPr>
+            <w:tcW w:type="dxa" w:w="3120"/>
+            <w:shd w:fill="FFFFFF"/>
+            <w:tcMar>
+              <w:top w:w="40" w:type="dxa"/>
+              <w:bottom w:w="40" w:type="dxa"/>
+              <w:left w:w="60" w:type="dxa"/>
+              <w:right w:w="60" w:type="dxa"/>
+            </w:tcMar>
+          </w:tcPr>
+          <w:p>
+            <w:r>
+              <w:rPr>
+                <w:rFonts w:ascii="Calibri" w:hAnsi="Calibri"/>
+                <w:sz w:val="17"/>
+              </w:rPr>
+              <w:t>Generate visual ASCII / SVG wireframe layout mockups</w:t>
+            </w:r>
+          </w:p>
+        </w:tc>
+      </w:tr>
+      <w:tr>
+        <w:tc>
+          <w:tcPr>
+            <w:tcW w:type="dxa" w:w="3120"/>
+            <w:shd w:fill="F9FAFC"/>
+            <w:tcMar>
+              <w:top w:w="40" w:type="dxa"/>
+              <w:bottom w:w="40" w:type="dxa"/>
+              <w:left w:w="60" w:type="dxa"/>
+              <w:right w:w="60" w:type="dxa"/>
+            </w:tcMar>
+          </w:tcPr>
+          <w:p>
+            <w:r>
+              <w:rPr>
+                <w:rFonts w:ascii="Consolas" w:hAnsi="Consolas"/>
+                <w:b/>
+                <w:color w:val="1F4E79"/>
+                <w:sz w:val="17"/>
+              </w:rPr>
+              <w:t>/frappe:prototype '&lt;name&gt;'</w:t>
+            </w:r>
+          </w:p>
+        </w:tc>
+        <w:tc>
+          <w:tcPr>
+            <w:tcW w:type="dxa" w:w="3120"/>
+            <w:shd w:fill="F9FAFC"/>
+            <w:tcMar>
+              <w:top w:w="40" w:type="dxa"/>
+              <w:bottom w:w="40" w:type="dxa"/>
+              <w:left w:w="60" w:type="dxa"/>
+              <w:right w:w="60" w:type="dxa"/>
+            </w:tcMar>
+          </w:tcPr>
+          <w:p>
+            <w:r>
+              <w:rPr>
+                <w:rFonts w:ascii="Calibri" w:hAnsi="Calibri"/>
+                <w:sz w:val="17"/>
+              </w:rPr>
+              <w:t>frappe-interactive-prototyper</w:t>
+            </w:r>
+          </w:p>
+        </w:tc>
+        <w:tc>
+          <w:tcPr>
+            <w:tcW w:type="dxa" w:w="3120"/>
+            <w:shd w:fill="F9FAFC"/>
+            <w:tcMar>
+              <w:top w:w="40" w:type="dxa"/>
+              <w:bottom w:w="40" w:type="dxa"/>
+              <w:left w:w="60" w:type="dxa"/>
+              <w:right w:w="60" w:type="dxa"/>
+            </w:tcMar>
+          </w:tcPr>
+          <w:p>
+            <w:r>
+              <w:rPr>
+                <w:rFonts w:ascii="Calibri" w:hAnsi="Calibri"/>
+                <w:sz w:val="17"/>
+              </w:rPr>
+              <w:t>Generate clickable interactive HTML/Vue prototype</w:t>
+            </w:r>
+          </w:p>
+        </w:tc>
+      </w:tr>
+      <w:tr>
+        <w:tc>
+          <w:tcPr>
+            <w:tcW w:type="dxa" w:w="3120"/>
+            <w:shd w:fill="FFFFFF"/>
+            <w:tcMar>
+              <w:top w:w="40" w:type="dxa"/>
+              <w:bottom w:w="40" w:type="dxa"/>
+              <w:left w:w="60" w:type="dxa"/>
+              <w:right w:w="60" w:type="dxa"/>
+            </w:tcMar>
+          </w:tcPr>
+          <w:p>
+            <w:r>
+              <w:rPr>
+                <w:rFonts w:ascii="Consolas" w:hAnsi="Consolas"/>
+                <w:b/>
+                <w:color w:val="1F4E79"/>
+                <w:sz w:val="17"/>
               </w:rPr>
               <w:t>/frappe:plan '&lt;feature&gt;'</w:t>
             </w:r>
@@ -1735,17 +1468,17 @@
             <w:tcW w:type="dxa" w:w="3120"/>
             <w:shd w:fill="FFFFFF"/>
             <w:tcMar>
-              <w:top w:w="50" w:type="dxa"/>
-              <w:bottom w:w="50" w:type="dxa"/>
-              <w:left w:w="80" w:type="dxa"/>
-              <w:right w:w="80" w:type="dxa"/>
+              <w:top w:w="40" w:type="dxa"/>
+              <w:bottom w:w="40" w:type="dxa"/>
+              <w:left w:w="60" w:type="dxa"/>
+              <w:right w:w="60" w:type="dxa"/>
             </w:tcMar>
           </w:tcPr>
           <w:p>
             <w:r>
               <w:rPr>
                 <w:rFonts w:ascii="Calibri" w:hAnsi="Calibri"/>
-                <w:sz w:val="18"/>
+                <w:sz w:val="17"/>
               </w:rPr>
               <w:t>frappe-planner</w:t>
             </w:r>
@@ -1756,19 +1489,19 @@
             <w:tcW w:type="dxa" w:w="3120"/>
             <w:shd w:fill="FFFFFF"/>
             <w:tcMar>
-              <w:top w:w="50" w:type="dxa"/>
-              <w:bottom w:w="50" w:type="dxa"/>
-              <w:left w:w="80" w:type="dxa"/>
-              <w:right w:w="80" w:type="dxa"/>
+              <w:top w:w="40" w:type="dxa"/>
+              <w:bottom w:w="40" w:type="dxa"/>
+              <w:left w:w="60" w:type="dxa"/>
+              <w:right w:w="60" w:type="dxa"/>
             </w:tcMar>
           </w:tcPr>
           <w:p>
             <w:r>
               <w:rPr>
                 <w:rFonts w:ascii="Calibri" w:hAnsi="Calibri"/>
-                <w:sz w:val="18"/>
+                <w:sz w:val="17"/>
               </w:rPr>
-              <w:t>Architect feature schema blueprint and relationships</w:t>
+              <w:t>Architect feature schema blueprint &amp; module taxonomy</w:t>
             </w:r>
           </w:p>
         </w:tc>
@@ -1779,10 +1512,10 @@
             <w:tcW w:type="dxa" w:w="3120"/>
             <w:shd w:fill="F9FAFC"/>
             <w:tcMar>
-              <w:top w:w="50" w:type="dxa"/>
-              <w:bottom w:w="50" w:type="dxa"/>
-              <w:left w:w="80" w:type="dxa"/>
-              <w:right w:w="80" w:type="dxa"/>
+              <w:top w:w="40" w:type="dxa"/>
+              <w:bottom w:w="40" w:type="dxa"/>
+              <w:left w:w="60" w:type="dxa"/>
+              <w:right w:w="60" w:type="dxa"/>
             </w:tcMar>
           </w:tcPr>
           <w:p>
@@ -1791,7 +1524,7 @@
                 <w:rFonts w:ascii="Consolas" w:hAnsi="Consolas"/>
                 <w:b/>
                 <w:color w:val="1F4E79"/>
-                <w:sz w:val="18"/>
+                <w:sz w:val="17"/>
               </w:rPr>
               <w:t>/frappe:doctype '&lt;Name&gt;'</w:t>
             </w:r>
@@ -1802,17 +1535,17 @@
             <w:tcW w:type="dxa" w:w="3120"/>
             <w:shd w:fill="F9FAFC"/>
             <w:tcMar>
-              <w:top w:w="50" w:type="dxa"/>
-              <w:bottom w:w="50" w:type="dxa"/>
-              <w:left w:w="80" w:type="dxa"/>
-              <w:right w:w="80" w:type="dxa"/>
+              <w:top w:w="40" w:type="dxa"/>
+              <w:bottom w:w="40" w:type="dxa"/>
+              <w:left w:w="60" w:type="dxa"/>
+              <w:right w:w="60" w:type="dxa"/>
             </w:tcMar>
           </w:tcPr>
           <w:p>
             <w:r>
               <w:rPr>
                 <w:rFonts w:ascii="Calibri" w:hAnsi="Calibri"/>
-                <w:sz w:val="18"/>
+                <w:sz w:val="17"/>
               </w:rPr>
               <w:t>frappe-planner</w:t>
             </w:r>
@@ -1823,19 +1556,19 @@
             <w:tcW w:type="dxa" w:w="3120"/>
             <w:shd w:fill="F9FAFC"/>
             <w:tcMar>
-              <w:top w:w="50" w:type="dxa"/>
-              <w:bottom w:w="50" w:type="dxa"/>
-              <w:left w:w="80" w:type="dxa"/>
-              <w:right w:w="80" w:type="dxa"/>
+              <w:top w:w="40" w:type="dxa"/>
+              <w:bottom w:w="40" w:type="dxa"/>
+              <w:left w:w="60" w:type="dxa"/>
+              <w:right w:w="60" w:type="dxa"/>
             </w:tcMar>
           </w:tcPr>
           <w:p>
             <w:r>
               <w:rPr>
                 <w:rFonts w:ascii="Calibri" w:hAnsi="Calibri"/>
-                <w:sz w:val="18"/>
+                <w:sz w:val="17"/>
               </w:rPr>
-              <w:t>Scaffold complete .json, .py, .js, and test files</w:t>
+              <w:t>Scaffold .json, .py, .js, and test_*.py files</w:t>
             </w:r>
           </w:p>
         </w:tc>
@@ -1846,10 +1579,10 @@
             <w:tcW w:type="dxa" w:w="3120"/>
             <w:shd w:fill="FFFFFF"/>
             <w:tcMar>
-              <w:top w:w="50" w:type="dxa"/>
-              <w:bottom w:w="50" w:type="dxa"/>
-              <w:left w:w="80" w:type="dxa"/>
-              <w:right w:w="80" w:type="dxa"/>
+              <w:top w:w="40" w:type="dxa"/>
+              <w:bottom w:w="40" w:type="dxa"/>
+              <w:left w:w="60" w:type="dxa"/>
+              <w:right w:w="60" w:type="dxa"/>
             </w:tcMar>
           </w:tcPr>
           <w:p>
@@ -1858,7 +1591,74 @@
                 <w:rFonts w:ascii="Consolas" w:hAnsi="Consolas"/>
                 <w:b/>
                 <w:color w:val="1F4E79"/>
-                <w:sz w:val="18"/>
+                <w:sz w:val="17"/>
+              </w:rPr>
+              <w:t>/frappe:build-e2e '&lt;spec&gt;'</w:t>
+            </w:r>
+          </w:p>
+        </w:tc>
+        <w:tc>
+          <w:tcPr>
+            <w:tcW w:type="dxa" w:w="3120"/>
+            <w:shd w:fill="FFFFFF"/>
+            <w:tcMar>
+              <w:top w:w="40" w:type="dxa"/>
+              <w:bottom w:w="40" w:type="dxa"/>
+              <w:left w:w="60" w:type="dxa"/>
+              <w:right w:w="60" w:type="dxa"/>
+            </w:tcMar>
+          </w:tcPr>
+          <w:p>
+            <w:r>
+              <w:rPr>
+                <w:rFonts w:ascii="Calibri" w:hAnsi="Calibri"/>
+                <w:sz w:val="17"/>
+              </w:rPr>
+              <w:t>frappe-fullstack-developer</w:t>
+            </w:r>
+          </w:p>
+        </w:tc>
+        <w:tc>
+          <w:tcPr>
+            <w:tcW w:type="dxa" w:w="3120"/>
+            <w:shd w:fill="FFFFFF"/>
+            <w:tcMar>
+              <w:top w:w="40" w:type="dxa"/>
+              <w:bottom w:w="40" w:type="dxa"/>
+              <w:left w:w="60" w:type="dxa"/>
+              <w:right w:w="60" w:type="dxa"/>
+            </w:tcMar>
+          </w:tcPr>
+          <w:p>
+            <w:r>
+              <w:rPr>
+                <w:rFonts w:ascii="Calibri" w:hAnsi="Calibri"/>
+                <w:sz w:val="17"/>
+              </w:rPr>
+              <w:t>Turnkey fullstack vertical synthesis (zero placeholders)</w:t>
+            </w:r>
+          </w:p>
+        </w:tc>
+      </w:tr>
+      <w:tr>
+        <w:tc>
+          <w:tcPr>
+            <w:tcW w:type="dxa" w:w="3120"/>
+            <w:shd w:fill="F9FAFC"/>
+            <w:tcMar>
+              <w:top w:w="40" w:type="dxa"/>
+              <w:bottom w:w="40" w:type="dxa"/>
+              <w:left w:w="60" w:type="dxa"/>
+              <w:right w:w="60" w:type="dxa"/>
+            </w:tcMar>
+          </w:tcPr>
+          <w:p>
+            <w:r>
+              <w:rPr>
+                <w:rFonts w:ascii="Consolas" w:hAnsi="Consolas"/>
+                <w:b/>
+                <w:color w:val="1F4E79"/>
+                <w:sz w:val="17"/>
               </w:rPr>
               <w:t>/frappe:controller '&lt;Name&gt;'</w:t>
             </w:r>
@@ -1867,19 +1667,19 @@
         <w:tc>
           <w:tcPr>
             <w:tcW w:type="dxa" w:w="3120"/>
-            <w:shd w:fill="FFFFFF"/>
+            <w:shd w:fill="F9FAFC"/>
             <w:tcMar>
-              <w:top w:w="50" w:type="dxa"/>
-              <w:bottom w:w="50" w:type="dxa"/>
-              <w:left w:w="80" w:type="dxa"/>
-              <w:right w:w="80" w:type="dxa"/>
+              <w:top w:w="40" w:type="dxa"/>
+              <w:bottom w:w="40" w:type="dxa"/>
+              <w:left w:w="60" w:type="dxa"/>
+              <w:right w:w="60" w:type="dxa"/>
             </w:tcMar>
           </w:tcPr>
           <w:p>
             <w:r>
               <w:rPr>
                 <w:rFonts w:ascii="Calibri" w:hAnsi="Calibri"/>
-                <w:sz w:val="18"/>
+                <w:sz w:val="17"/>
               </w:rPr>
               <w:t>frappe-backend-builder</w:t>
             </w:r>
@@ -1888,19 +1688,19 @@
         <w:tc>
           <w:tcPr>
             <w:tcW w:type="dxa" w:w="3120"/>
-            <w:shd w:fill="FFFFFF"/>
+            <w:shd w:fill="F9FAFC"/>
             <w:tcMar>
-              <w:top w:w="50" w:type="dxa"/>
-              <w:bottom w:w="50" w:type="dxa"/>
-              <w:left w:w="80" w:type="dxa"/>
-              <w:right w:w="80" w:type="dxa"/>
+              <w:top w:w="40" w:type="dxa"/>
+              <w:bottom w:w="40" w:type="dxa"/>
+              <w:left w:w="60" w:type="dxa"/>
+              <w:right w:w="60" w:type="dxa"/>
             </w:tcMar>
           </w:tcPr>
           <w:p>
             <w:r>
               <w:rPr>
                 <w:rFonts w:ascii="Calibri" w:hAnsi="Calibri"/>
-                <w:sz w:val="18"/>
+                <w:sz w:val="17"/>
               </w:rPr>
               <w:t>Implement controller lifecycle hooks and validations</w:t>
             </w:r>
@@ -1911,12 +1711,12 @@
         <w:tc>
           <w:tcPr>
             <w:tcW w:type="dxa" w:w="3120"/>
-            <w:shd w:fill="F9FAFC"/>
+            <w:shd w:fill="FFFFFF"/>
             <w:tcMar>
-              <w:top w:w="50" w:type="dxa"/>
-              <w:bottom w:w="50" w:type="dxa"/>
-              <w:left w:w="80" w:type="dxa"/>
-              <w:right w:w="80" w:type="dxa"/>
+              <w:top w:w="40" w:type="dxa"/>
+              <w:bottom w:w="40" w:type="dxa"/>
+              <w:left w:w="60" w:type="dxa"/>
+              <w:right w:w="60" w:type="dxa"/>
             </w:tcMar>
           </w:tcPr>
           <w:p>
@@ -1925,7 +1725,7 @@
                 <w:rFonts w:ascii="Consolas" w:hAnsi="Consolas"/>
                 <w:b/>
                 <w:color w:val="1F4E79"/>
-                <w:sz w:val="18"/>
+                <w:sz w:val="17"/>
               </w:rPr>
               <w:t>/frappe:client-script '&lt;Name&gt;'</w:t>
             </w:r>
@@ -1934,19 +1734,19 @@
         <w:tc>
           <w:tcPr>
             <w:tcW w:type="dxa" w:w="3120"/>
-            <w:shd w:fill="F9FAFC"/>
+            <w:shd w:fill="FFFFFF"/>
             <w:tcMar>
-              <w:top w:w="50" w:type="dxa"/>
-              <w:bottom w:w="50" w:type="dxa"/>
-              <w:left w:w="80" w:type="dxa"/>
-              <w:right w:w="80" w:type="dxa"/>
+              <w:top w:w="40" w:type="dxa"/>
+              <w:bottom w:w="40" w:type="dxa"/>
+              <w:left w:w="60" w:type="dxa"/>
+              <w:right w:w="60" w:type="dxa"/>
             </w:tcMar>
           </w:tcPr>
           <w:p>
             <w:r>
               <w:rPr>
                 <w:rFonts w:ascii="Calibri" w:hAnsi="Calibri"/>
-                <w:sz w:val="18"/>
+                <w:sz w:val="17"/>
               </w:rPr>
               <w:t>frappe-desk-builder</w:t>
             </w:r>
@@ -1955,21 +1755,88 @@
         <w:tc>
           <w:tcPr>
             <w:tcW w:type="dxa" w:w="3120"/>
-            <w:shd w:fill="F9FAFC"/>
+            <w:shd w:fill="FFFFFF"/>
             <w:tcMar>
-              <w:top w:w="50" w:type="dxa"/>
-              <w:bottom w:w="50" w:type="dxa"/>
-              <w:left w:w="80" w:type="dxa"/>
-              <w:right w:w="80" w:type="dxa"/>
+              <w:top w:w="40" w:type="dxa"/>
+              <w:bottom w:w="40" w:type="dxa"/>
+              <w:left w:w="60" w:type="dxa"/>
+              <w:right w:w="60" w:type="dxa"/>
             </w:tcMar>
           </w:tcPr>
           <w:p>
             <w:r>
               <w:rPr>
                 <w:rFonts w:ascii="Calibri" w:hAnsi="Calibri"/>
-                <w:sz w:val="18"/>
+                <w:sz w:val="17"/>
               </w:rPr>
-              <w:t>Construct reactive Desk form scripts and custom dialogs</w:t>
+              <w:t>Build Desk form UI interactions &amp; custom dialogs</w:t>
+            </w:r>
+          </w:p>
+        </w:tc>
+      </w:tr>
+      <w:tr>
+        <w:tc>
+          <w:tcPr>
+            <w:tcW w:type="dxa" w:w="3120"/>
+            <w:shd w:fill="F9FAFC"/>
+            <w:tcMar>
+              <w:top w:w="40" w:type="dxa"/>
+              <w:bottom w:w="40" w:type="dxa"/>
+              <w:left w:w="60" w:type="dxa"/>
+              <w:right w:w="60" w:type="dxa"/>
+            </w:tcMar>
+          </w:tcPr>
+          <w:p>
+            <w:r>
+              <w:rPr>
+                <w:rFonts w:ascii="Consolas" w:hAnsi="Consolas"/>
+                <w:b/>
+                <w:color w:val="1F4E79"/>
+                <w:sz w:val="17"/>
+              </w:rPr>
+              <w:t>/frappe:hook [event|cron]</w:t>
+            </w:r>
+          </w:p>
+        </w:tc>
+        <w:tc>
+          <w:tcPr>
+            <w:tcW w:type="dxa" w:w="3120"/>
+            <w:shd w:fill="F9FAFC"/>
+            <w:tcMar>
+              <w:top w:w="40" w:type="dxa"/>
+              <w:bottom w:w="40" w:type="dxa"/>
+              <w:left w:w="60" w:type="dxa"/>
+              <w:right w:w="60" w:type="dxa"/>
+            </w:tcMar>
+          </w:tcPr>
+          <w:p>
+            <w:r>
+              <w:rPr>
+                <w:rFonts w:ascii="Calibri" w:hAnsi="Calibri"/>
+                <w:sz w:val="17"/>
+              </w:rPr>
+              <w:t>frappe-architect</w:t>
+            </w:r>
+          </w:p>
+        </w:tc>
+        <w:tc>
+          <w:tcPr>
+            <w:tcW w:type="dxa" w:w="3120"/>
+            <w:shd w:fill="F9FAFC"/>
+            <w:tcMar>
+              <w:top w:w="40" w:type="dxa"/>
+              <w:bottom w:w="40" w:type="dxa"/>
+              <w:left w:w="60" w:type="dxa"/>
+              <w:right w:w="60" w:type="dxa"/>
+            </w:tcMar>
+          </w:tcPr>
+          <w:p>
+            <w:r>
+              <w:rPr>
+                <w:rFonts w:ascii="Calibri" w:hAnsi="Calibri"/>
+                <w:sz w:val="17"/>
+              </w:rPr>
+              <w:t>Wire doc_events, scheduler cron, or class overrides</w:t>
             </w:r>
           </w:p>
         </w:tc>
@@ -1980,10 +1847,10 @@
             <w:tcW w:type="dxa" w:w="3120"/>
             <w:shd w:fill="FFFFFF"/>
             <w:tcMar>
-              <w:top w:w="50" w:type="dxa"/>
-              <w:bottom w:w="50" w:type="dxa"/>
-              <w:left w:w="80" w:type="dxa"/>
-              <w:right w:w="80" w:type="dxa"/>
+              <w:top w:w="40" w:type="dxa"/>
+              <w:bottom w:w="40" w:type="dxa"/>
+              <w:left w:w="60" w:type="dxa"/>
+              <w:right w:w="60" w:type="dxa"/>
             </w:tcMar>
           </w:tcPr>
           <w:p>
@@ -1992,9 +1859,9 @@
                 <w:rFonts w:ascii="Consolas" w:hAnsi="Consolas"/>
                 <w:b/>
                 <w:color w:val="1F4E79"/>
-                <w:sz w:val="18"/>
+                <w:sz w:val="17"/>
               </w:rPr>
-              <w:t>/frappe:hook [event|cron]</w:t>
+              <w:t>/frappe:api '&lt;name&gt;'</w:t>
             </w:r>
           </w:p>
         </w:tc>
@@ -2003,19 +1870,19 @@
             <w:tcW w:type="dxa" w:w="3120"/>
             <w:shd w:fill="FFFFFF"/>
             <w:tcMar>
-              <w:top w:w="50" w:type="dxa"/>
-              <w:bottom w:w="50" w:type="dxa"/>
-              <w:left w:w="80" w:type="dxa"/>
-              <w:right w:w="80" w:type="dxa"/>
+              <w:top w:w="40" w:type="dxa"/>
+              <w:bottom w:w="40" w:type="dxa"/>
+              <w:left w:w="60" w:type="dxa"/>
+              <w:right w:w="60" w:type="dxa"/>
             </w:tcMar>
           </w:tcPr>
           <w:p>
             <w:r>
               <w:rPr>
                 <w:rFonts w:ascii="Calibri" w:hAnsi="Calibri"/>
-                <w:sz w:val="18"/>
+                <w:sz w:val="17"/>
               </w:rPr>
-              <w:t>frappe-architect</w:t>
+              <w:t>frappe-api-integrator</w:t>
             </w:r>
           </w:p>
         </w:tc>
@@ -2024,19 +1891,19 @@
             <w:tcW w:type="dxa" w:w="3120"/>
             <w:shd w:fill="FFFFFF"/>
             <w:tcMar>
-              <w:top w:w="50" w:type="dxa"/>
-              <w:bottom w:w="50" w:type="dxa"/>
-              <w:left w:w="80" w:type="dxa"/>
-              <w:right w:w="80" w:type="dxa"/>
+              <w:top w:w="40" w:type="dxa"/>
+              <w:bottom w:w="40" w:type="dxa"/>
+              <w:left w:w="60" w:type="dxa"/>
+              <w:right w:w="60" w:type="dxa"/>
             </w:tcMar>
           </w:tcPr>
           <w:p>
             <w:r>
               <w:rPr>
                 <w:rFonts w:ascii="Calibri" w:hAnsi="Calibri"/>
-                <w:sz w:val="18"/>
+                <w:sz w:val="17"/>
               </w:rPr>
-              <w:t>Wire doc_events, scheduler cron, or class overrides</w:t>
+              <w:t>Create secure whitelisted REST API endpoint</w:t>
             </w:r>
           </w:p>
         </w:tc>
@@ -2047,10 +1914,10 @@
             <w:tcW w:type="dxa" w:w="3120"/>
             <w:shd w:fill="F9FAFC"/>
             <w:tcMar>
-              <w:top w:w="50" w:type="dxa"/>
-              <w:bottom w:w="50" w:type="dxa"/>
-              <w:left w:w="80" w:type="dxa"/>
-              <w:right w:w="80" w:type="dxa"/>
+              <w:top w:w="40" w:type="dxa"/>
+              <w:bottom w:w="40" w:type="dxa"/>
+              <w:left w:w="60" w:type="dxa"/>
+              <w:right w:w="60" w:type="dxa"/>
             </w:tcMar>
           </w:tcPr>
           <w:p>
@@ -2059,9 +1926,9 @@
                 <w:rFonts w:ascii="Consolas" w:hAnsi="Consolas"/>
                 <w:b/>
                 <w:color w:val="1F4E79"/>
-                <w:sz w:val="18"/>
+                <w:sz w:val="17"/>
               </w:rPr>
-              <w:t>/frappe:api '&lt;name&gt;'</w:t>
+              <w:t>/frappe:test '&lt;Name&gt;'</w:t>
             </w:r>
           </w:p>
         </w:tc>
@@ -2070,19 +1937,19 @@
             <w:tcW w:type="dxa" w:w="3120"/>
             <w:shd w:fill="F9FAFC"/>
             <w:tcMar>
-              <w:top w:w="50" w:type="dxa"/>
-              <w:bottom w:w="50" w:type="dxa"/>
-              <w:left w:w="80" w:type="dxa"/>
-              <w:right w:w="80" w:type="dxa"/>
+              <w:top w:w="40" w:type="dxa"/>
+              <w:bottom w:w="40" w:type="dxa"/>
+              <w:left w:w="60" w:type="dxa"/>
+              <w:right w:w="60" w:type="dxa"/>
             </w:tcMar>
           </w:tcPr>
           <w:p>
             <w:r>
               <w:rPr>
                 <w:rFonts w:ascii="Calibri" w:hAnsi="Calibri"/>
-                <w:sz w:val="18"/>
+                <w:sz w:val="17"/>
               </w:rPr>
-              <w:t>frappe-api-integrator</w:t>
+              <w:t>frappe-tdd-guide</w:t>
             </w:r>
           </w:p>
         </w:tc>
@@ -2091,19 +1958,19 @@
             <w:tcW w:type="dxa" w:w="3120"/>
             <w:shd w:fill="F9FAFC"/>
             <w:tcMar>
-              <w:top w:w="50" w:type="dxa"/>
-              <w:bottom w:w="50" w:type="dxa"/>
-              <w:left w:w="80" w:type="dxa"/>
-              <w:right w:w="80" w:type="dxa"/>
+              <w:top w:w="40" w:type="dxa"/>
+              <w:bottom w:w="40" w:type="dxa"/>
+              <w:left w:w="60" w:type="dxa"/>
+              <w:right w:w="60" w:type="dxa"/>
             </w:tcMar>
           </w:tcPr>
           <w:p>
             <w:r>
               <w:rPr>
                 <w:rFonts w:ascii="Calibri" w:hAnsi="Calibri"/>
-                <w:sz w:val="18"/>
+                <w:sz w:val="17"/>
               </w:rPr>
-              <w:t>Generate secure whitelisted REST API endpoint</w:t>
+              <w:t>Scaffold unit tests with FrappeTestCase</w:t>
             </w:r>
           </w:p>
         </w:tc>
@@ -2114,10 +1981,10 @@
             <w:tcW w:type="dxa" w:w="3120"/>
             <w:shd w:fill="FFFFFF"/>
             <w:tcMar>
-              <w:top w:w="50" w:type="dxa"/>
-              <w:bottom w:w="50" w:type="dxa"/>
-              <w:left w:w="80" w:type="dxa"/>
-              <w:right w:w="80" w:type="dxa"/>
+              <w:top w:w="40" w:type="dxa"/>
+              <w:bottom w:w="40" w:type="dxa"/>
+              <w:left w:w="60" w:type="dxa"/>
+              <w:right w:w="60" w:type="dxa"/>
             </w:tcMar>
           </w:tcPr>
           <w:p>
@@ -2126,9 +1993,9 @@
                 <w:rFonts w:ascii="Consolas" w:hAnsi="Consolas"/>
                 <w:b/>
                 <w:color w:val="1F4E79"/>
-                <w:sz w:val="18"/>
+                <w:sz w:val="17"/>
               </w:rPr>
-              <w:t>/frappe:test '&lt;Name&gt;'</w:t>
+              <w:t>/frappe:manual-qa '&lt;Name&gt;'</w:t>
             </w:r>
           </w:p>
         </w:tc>
@@ -2137,19 +2004,19 @@
             <w:tcW w:type="dxa" w:w="3120"/>
             <w:shd w:fill="FFFFFF"/>
             <w:tcMar>
-              <w:top w:w="50" w:type="dxa"/>
-              <w:bottom w:w="50" w:type="dxa"/>
-              <w:left w:w="80" w:type="dxa"/>
-              <w:right w:w="80" w:type="dxa"/>
+              <w:top w:w="40" w:type="dxa"/>
+              <w:bottom w:w="40" w:type="dxa"/>
+              <w:left w:w="60" w:type="dxa"/>
+              <w:right w:w="60" w:type="dxa"/>
             </w:tcMar>
           </w:tcPr>
           <w:p>
             <w:r>
               <w:rPr>
                 <w:rFonts w:ascii="Calibri" w:hAnsi="Calibri"/>
-                <w:sz w:val="18"/>
+                <w:sz w:val="17"/>
               </w:rPr>
-              <w:t>frappe-tdd-guide</w:t>
+              <w:t>frappe-manual-qa</w:t>
             </w:r>
           </w:p>
         </w:tc>
@@ -2158,19 +2025,19 @@
             <w:tcW w:type="dxa" w:w="3120"/>
             <w:shd w:fill="FFFFFF"/>
             <w:tcMar>
-              <w:top w:w="50" w:type="dxa"/>
-              <w:bottom w:w="50" w:type="dxa"/>
-              <w:left w:w="80" w:type="dxa"/>
-              <w:right w:w="80" w:type="dxa"/>
+              <w:top w:w="40" w:type="dxa"/>
+              <w:bottom w:w="40" w:type="dxa"/>
+              <w:left w:w="60" w:type="dxa"/>
+              <w:right w:w="60" w:type="dxa"/>
             </w:tcMar>
           </w:tcPr>
           <w:p>
             <w:r>
               <w:rPr>
                 <w:rFonts w:ascii="Calibri" w:hAnsi="Calibri"/>
-                <w:sz w:val="18"/>
+                <w:sz w:val="17"/>
               </w:rPr>
-              <w:t>Scaffold unit tests with FrappeTestCase</w:t>
+              <w:t>Generate manual test scenarios &amp; QA sign-off checklist</w:t>
             </w:r>
           </w:p>
         </w:tc>
@@ -2181,10 +2048,10 @@
             <w:tcW w:type="dxa" w:w="3120"/>
             <w:shd w:fill="F9FAFC"/>
             <w:tcMar>
-              <w:top w:w="50" w:type="dxa"/>
-              <w:bottom w:w="50" w:type="dxa"/>
-              <w:left w:w="80" w:type="dxa"/>
-              <w:right w:w="80" w:type="dxa"/>
+              <w:top w:w="40" w:type="dxa"/>
+              <w:bottom w:w="40" w:type="dxa"/>
+              <w:left w:w="60" w:type="dxa"/>
+              <w:right w:w="60" w:type="dxa"/>
             </w:tcMar>
           </w:tcPr>
           <w:p>
@@ -2193,7 +2060,74 @@
                 <w:rFonts w:ascii="Consolas" w:hAnsi="Consolas"/>
                 <w:b/>
                 <w:color w:val="1F4E79"/>
-                <w:sz w:val="18"/>
+                <w:sz w:val="17"/>
+              </w:rPr>
+              <w:t>/frappe:e2e-test '&lt;Name&gt;'</w:t>
+            </w:r>
+          </w:p>
+        </w:tc>
+        <w:tc>
+          <w:tcPr>
+            <w:tcW w:type="dxa" w:w="3120"/>
+            <w:shd w:fill="F9FAFC"/>
+            <w:tcMar>
+              <w:top w:w="40" w:type="dxa"/>
+              <w:bottom w:w="40" w:type="dxa"/>
+              <w:left w:w="60" w:type="dxa"/>
+              <w:right w:w="60" w:type="dxa"/>
+            </w:tcMar>
+          </w:tcPr>
+          <w:p>
+            <w:r>
+              <w:rPr>
+                <w:rFonts w:ascii="Calibri" w:hAnsi="Calibri"/>
+                <w:sz w:val="17"/>
+              </w:rPr>
+              <w:t>frappe-automated-tester</w:t>
+            </w:r>
+          </w:p>
+        </w:tc>
+        <w:tc>
+          <w:tcPr>
+            <w:tcW w:type="dxa" w:w="3120"/>
+            <w:shd w:fill="F9FAFC"/>
+            <w:tcMar>
+              <w:top w:w="40" w:type="dxa"/>
+              <w:bottom w:w="40" w:type="dxa"/>
+              <w:left w:w="60" w:type="dxa"/>
+              <w:right w:w="60" w:type="dxa"/>
+            </w:tcMar>
+          </w:tcPr>
+          <w:p>
+            <w:r>
+              <w:rPr>
+                <w:rFonts w:ascii="Calibri" w:hAnsi="Calibri"/>
+                <w:sz w:val="17"/>
+              </w:rPr>
+              <w:t>Generate Playwright automated browser test script</w:t>
+            </w:r>
+          </w:p>
+        </w:tc>
+      </w:tr>
+      <w:tr>
+        <w:tc>
+          <w:tcPr>
+            <w:tcW w:type="dxa" w:w="3120"/>
+            <w:shd w:fill="FFFFFF"/>
+            <w:tcMar>
+              <w:top w:w="40" w:type="dxa"/>
+              <w:bottom w:w="40" w:type="dxa"/>
+              <w:left w:w="60" w:type="dxa"/>
+              <w:right w:w="60" w:type="dxa"/>
+            </w:tcMar>
+          </w:tcPr>
+          <w:p>
+            <w:r>
+              <w:rPr>
+                <w:rFonts w:ascii="Consolas" w:hAnsi="Consolas"/>
+                <w:b/>
+                <w:color w:val="1F4E79"/>
+                <w:sz w:val="17"/>
               </w:rPr>
               <w:t>/frappe:review [path]</w:t>
             </w:r>
@@ -2202,19 +2136,19 @@
         <w:tc>
           <w:tcPr>
             <w:tcW w:type="dxa" w:w="3120"/>
-            <w:shd w:fill="F9FAFC"/>
+            <w:shd w:fill="FFFFFF"/>
             <w:tcMar>
-              <w:top w:w="50" w:type="dxa"/>
-              <w:bottom w:w="50" w:type="dxa"/>
-              <w:left w:w="80" w:type="dxa"/>
-              <w:right w:w="80" w:type="dxa"/>
+              <w:top w:w="40" w:type="dxa"/>
+              <w:bottom w:w="40" w:type="dxa"/>
+              <w:left w:w="60" w:type="dxa"/>
+              <w:right w:w="60" w:type="dxa"/>
             </w:tcMar>
           </w:tcPr>
           <w:p>
             <w:r>
               <w:rPr>
                 <w:rFonts w:ascii="Calibri" w:hAnsi="Calibri"/>
-                <w:sz w:val="18"/>
+                <w:sz w:val="17"/>
               </w:rPr>
               <w:t>frappe-code-reviewer</w:t>
             </w:r>
@@ -2223,19 +2157,19 @@
         <w:tc>
           <w:tcPr>
             <w:tcW w:type="dxa" w:w="3120"/>
-            <w:shd w:fill="F9FAFC"/>
+            <w:shd w:fill="FFFFFF"/>
             <w:tcMar>
-              <w:top w:w="50" w:type="dxa"/>
-              <w:bottom w:w="50" w:type="dxa"/>
-              <w:left w:w="80" w:type="dxa"/>
-              <w:right w:w="80" w:type="dxa"/>
+              <w:top w:w="40" w:type="dxa"/>
+              <w:bottom w:w="40" w:type="dxa"/>
+              <w:left w:w="60" w:type="dxa"/>
+              <w:right w:w="60" w:type="dxa"/>
             </w:tcMar>
           </w:tcPr>
           <w:p>
             <w:r>
               <w:rPr>
                 <w:rFonts w:ascii="Calibri" w:hAnsi="Calibri"/>
-                <w:sz w:val="18"/>
+                <w:sz w:val="17"/>
               </w:rPr>
               <w:t>Review diffs in fresh context for Frappe anti-patterns</w:t>
             </w:r>
@@ -2246,12 +2180,12 @@
         <w:tc>
           <w:tcPr>
             <w:tcW w:type="dxa" w:w="3120"/>
-            <w:shd w:fill="FFFFFF"/>
+            <w:shd w:fill="F9FAFC"/>
             <w:tcMar>
-              <w:top w:w="50" w:type="dxa"/>
-              <w:bottom w:w="50" w:type="dxa"/>
-              <w:left w:w="80" w:type="dxa"/>
-              <w:right w:w="80" w:type="dxa"/>
+              <w:top w:w="40" w:type="dxa"/>
+              <w:bottom w:w="40" w:type="dxa"/>
+              <w:left w:w="60" w:type="dxa"/>
+              <w:right w:w="60" w:type="dxa"/>
             </w:tcMar>
           </w:tcPr>
           <w:p>
@@ -2260,7 +2194,7 @@
                 <w:rFonts w:ascii="Consolas" w:hAnsi="Consolas"/>
                 <w:b/>
                 <w:color w:val="1F4E79"/>
-                <w:sz w:val="18"/>
+                <w:sz w:val="17"/>
               </w:rPr>
               <w:t>/frappe:security [path]</w:t>
             </w:r>
@@ -2269,19 +2203,19 @@
         <w:tc>
           <w:tcPr>
             <w:tcW w:type="dxa" w:w="3120"/>
-            <w:shd w:fill="FFFFFF"/>
+            <w:shd w:fill="F9FAFC"/>
             <w:tcMar>
-              <w:top w:w="50" w:type="dxa"/>
-              <w:bottom w:w="50" w:type="dxa"/>
-              <w:left w:w="80" w:type="dxa"/>
-              <w:right w:w="80" w:type="dxa"/>
+              <w:top w:w="40" w:type="dxa"/>
+              <w:bottom w:w="40" w:type="dxa"/>
+              <w:left w:w="60" w:type="dxa"/>
+              <w:right w:w="60" w:type="dxa"/>
             </w:tcMar>
           </w:tcPr>
           <w:p>
             <w:r>
               <w:rPr>
                 <w:rFonts w:ascii="Calibri" w:hAnsi="Calibri"/>
-                <w:sz w:val="18"/>
+                <w:sz w:val="17"/>
               </w:rPr>
               <w:t>frappe-security-reviewer</w:t>
             </w:r>
@@ -2290,21 +2224,88 @@
         <w:tc>
           <w:tcPr>
             <w:tcW w:type="dxa" w:w="3120"/>
-            <w:shd w:fill="FFFFFF"/>
+            <w:shd w:fill="F9FAFC"/>
             <w:tcMar>
-              <w:top w:w="50" w:type="dxa"/>
-              <w:bottom w:w="50" w:type="dxa"/>
-              <w:left w:w="80" w:type="dxa"/>
-              <w:right w:w="80" w:type="dxa"/>
+              <w:top w:w="40" w:type="dxa"/>
+              <w:bottom w:w="40" w:type="dxa"/>
+              <w:left w:w="60" w:type="dxa"/>
+              <w:right w:w="60" w:type="dxa"/>
             </w:tcMar>
           </w:tcPr>
           <w:p>
             <w:r>
               <w:rPr>
                 <w:rFonts w:ascii="Calibri" w:hAnsi="Calibri"/>
-                <w:sz w:val="18"/>
+                <w:sz w:val="17"/>
               </w:rPr>
-              <w:t>Execute AST vulnerability audit (SQLi, IDOR, XSS)</w:t>
+              <w:t>Execute AST security scanner (SQLi, IDOR, XSS)</w:t>
+            </w:r>
+          </w:p>
+        </w:tc>
+      </w:tr>
+      <w:tr>
+        <w:tc>
+          <w:tcPr>
+            <w:tcW w:type="dxa" w:w="3120"/>
+            <w:shd w:fill="FFFFFF"/>
+            <w:tcMar>
+              <w:top w:w="40" w:type="dxa"/>
+              <w:bottom w:w="40" w:type="dxa"/>
+              <w:left w:w="60" w:type="dxa"/>
+              <w:right w:w="60" w:type="dxa"/>
+            </w:tcMar>
+          </w:tcPr>
+          <w:p>
+            <w:r>
+              <w:rPr>
+                <w:rFonts w:ascii="Consolas" w:hAnsi="Consolas"/>
+                <w:b/>
+                <w:color w:val="1F4E79"/>
+                <w:sz w:val="17"/>
+              </w:rPr>
+              <w:t>/frappe:patch '&lt;desc&gt;'</w:t>
+            </w:r>
+          </w:p>
+        </w:tc>
+        <w:tc>
+          <w:tcPr>
+            <w:tcW w:type="dxa" w:w="3120"/>
+            <w:shd w:fill="FFFFFF"/>
+            <w:tcMar>
+              <w:top w:w="40" w:type="dxa"/>
+              <w:bottom w:w="40" w:type="dxa"/>
+              <w:left w:w="60" w:type="dxa"/>
+              <w:right w:w="60" w:type="dxa"/>
+            </w:tcMar>
+          </w:tcPr>
+          <w:p>
+            <w:r>
+              <w:rPr>
+                <w:rFonts w:ascii="Calibri" w:hAnsi="Calibri"/>
+                <w:sz w:val="17"/>
+              </w:rPr>
+              <w:t>frappe-migration-patcher</w:t>
+            </w:r>
+          </w:p>
+        </w:tc>
+        <w:tc>
+          <w:tcPr>
+            <w:tcW w:type="dxa" w:w="3120"/>
+            <w:shd w:fill="FFFFFF"/>
+            <w:tcMar>
+              <w:top w:w="40" w:type="dxa"/>
+              <w:bottom w:w="40" w:type="dxa"/>
+              <w:left w:w="60" w:type="dxa"/>
+              <w:right w:w="60" w:type="dxa"/>
+            </w:tcMar>
+          </w:tcPr>
+          <w:p>
+            <w:r>
+              <w:rPr>
+                <w:rFonts w:ascii="Calibri" w:hAnsi="Calibri"/>
+                <w:sz w:val="17"/>
+              </w:rPr>
+              <w:t>Draft idempotent database migration patch in patches.txt</w:t>
             </w:r>
           </w:p>
         </w:tc>
@@ -2315,10 +2316,10 @@
             <w:tcW w:type="dxa" w:w="3120"/>
             <w:shd w:fill="F9FAFC"/>
             <w:tcMar>
-              <w:top w:w="50" w:type="dxa"/>
-              <w:bottom w:w="50" w:type="dxa"/>
-              <w:left w:w="80" w:type="dxa"/>
-              <w:right w:w="80" w:type="dxa"/>
+              <w:top w:w="40" w:type="dxa"/>
+              <w:bottom w:w="40" w:type="dxa"/>
+              <w:left w:w="60" w:type="dxa"/>
+              <w:right w:w="60" w:type="dxa"/>
             </w:tcMar>
           </w:tcPr>
           <w:p>
@@ -2327,9 +2328,9 @@
                 <w:rFonts w:ascii="Consolas" w:hAnsi="Consolas"/>
                 <w:b/>
                 <w:color w:val="1F4E79"/>
-                <w:sz w:val="18"/>
+                <w:sz w:val="17"/>
               </w:rPr>
-              <w:t>/frappe:patch '&lt;desc&gt;'</w:t>
+              <w:t>/frappe:report '&lt;name&gt;'</w:t>
             </w:r>
           </w:p>
         </w:tc>
@@ -2338,19 +2339,19 @@
             <w:tcW w:type="dxa" w:w="3120"/>
             <w:shd w:fill="F9FAFC"/>
             <w:tcMar>
-              <w:top w:w="50" w:type="dxa"/>
-              <w:bottom w:w="50" w:type="dxa"/>
-              <w:left w:w="80" w:type="dxa"/>
-              <w:right w:w="80" w:type="dxa"/>
+              <w:top w:w="40" w:type="dxa"/>
+              <w:bottom w:w="40" w:type="dxa"/>
+              <w:left w:w="60" w:type="dxa"/>
+              <w:right w:w="60" w:type="dxa"/>
             </w:tcMar>
           </w:tcPr>
           <w:p>
             <w:r>
               <w:rPr>
                 <w:rFonts w:ascii="Calibri" w:hAnsi="Calibri"/>
-                <w:sz w:val="18"/>
+                <w:sz w:val="17"/>
               </w:rPr>
-              <w:t>frappe-migration-patcher</w:t>
+              <w:t>frappe-report-builder</w:t>
             </w:r>
           </w:p>
         </w:tc>
@@ -2359,19 +2360,19 @@
             <w:tcW w:type="dxa" w:w="3120"/>
             <w:shd w:fill="F9FAFC"/>
             <w:tcMar>
-              <w:top w:w="50" w:type="dxa"/>
-              <w:bottom w:w="50" w:type="dxa"/>
-              <w:left w:w="80" w:type="dxa"/>
-              <w:right w:w="80" w:type="dxa"/>
+              <w:top w:w="40" w:type="dxa"/>
+              <w:bottom w:w="40" w:type="dxa"/>
+              <w:left w:w="60" w:type="dxa"/>
+              <w:right w:w="60" w:type="dxa"/>
             </w:tcMar>
           </w:tcPr>
           <w:p>
             <w:r>
               <w:rPr>
                 <w:rFonts w:ascii="Calibri" w:hAnsi="Calibri"/>
-                <w:sz w:val="18"/>
+                <w:sz w:val="17"/>
               </w:rPr>
-              <w:t>Draft idempotent database migration patch</w:t>
+              <w:t>Scaffold Script Report (Python backend + JS frontend)</w:t>
             </w:r>
           </w:p>
         </w:tc>
@@ -2382,10 +2383,10 @@
             <w:tcW w:type="dxa" w:w="3120"/>
             <w:shd w:fill="FFFFFF"/>
             <w:tcMar>
-              <w:top w:w="50" w:type="dxa"/>
-              <w:bottom w:w="50" w:type="dxa"/>
-              <w:left w:w="80" w:type="dxa"/>
-              <w:right w:w="80" w:type="dxa"/>
+              <w:top w:w="40" w:type="dxa"/>
+              <w:bottom w:w="40" w:type="dxa"/>
+              <w:left w:w="60" w:type="dxa"/>
+              <w:right w:w="60" w:type="dxa"/>
             </w:tcMar>
           </w:tcPr>
           <w:p>
@@ -2394,9 +2395,9 @@
                 <w:rFonts w:ascii="Consolas" w:hAnsi="Consolas"/>
                 <w:b/>
                 <w:color w:val="1F4E79"/>
-                <w:sz w:val="18"/>
+                <w:sz w:val="17"/>
               </w:rPr>
-              <w:t>/frappe:report '&lt;name&gt;'</w:t>
+              <w:t>/frappe:bench [task]</w:t>
             </w:r>
           </w:p>
         </w:tc>
@@ -2405,19 +2406,19 @@
             <w:tcW w:type="dxa" w:w="3120"/>
             <w:shd w:fill="FFFFFF"/>
             <w:tcMar>
-              <w:top w:w="50" w:type="dxa"/>
-              <w:bottom w:w="50" w:type="dxa"/>
-              <w:left w:w="80" w:type="dxa"/>
-              <w:right w:w="80" w:type="dxa"/>
+              <w:top w:w="40" w:type="dxa"/>
+              <w:bottom w:w="40" w:type="dxa"/>
+              <w:left w:w="60" w:type="dxa"/>
+              <w:right w:w="60" w:type="dxa"/>
             </w:tcMar>
           </w:tcPr>
           <w:p>
             <w:r>
               <w:rPr>
                 <w:rFonts w:ascii="Calibri" w:hAnsi="Calibri"/>
-                <w:sz w:val="18"/>
+                <w:sz w:val="17"/>
               </w:rPr>
-              <w:t>frappe-report-builder</w:t>
+              <w:t>frappe-bench-devops</w:t>
             </w:r>
           </w:p>
         </w:tc>
@@ -2426,19 +2427,19 @@
             <w:tcW w:type="dxa" w:w="3120"/>
             <w:shd w:fill="FFFFFF"/>
             <w:tcMar>
-              <w:top w:w="50" w:type="dxa"/>
-              <w:bottom w:w="50" w:type="dxa"/>
-              <w:left w:w="80" w:type="dxa"/>
-              <w:right w:w="80" w:type="dxa"/>
+              <w:top w:w="40" w:type="dxa"/>
+              <w:bottom w:w="40" w:type="dxa"/>
+              <w:left w:w="60" w:type="dxa"/>
+              <w:right w:w="60" w:type="dxa"/>
             </w:tcMar>
           </w:tcPr>
           <w:p>
             <w:r>
               <w:rPr>
                 <w:rFonts w:ascii="Calibri" w:hAnsi="Calibri"/>
-                <w:sz w:val="18"/>
+                <w:sz w:val="17"/>
               </w:rPr>
-              <w:t>Scaffold Script Report (Python backend + JS frontend)</w:t>
+              <w:t>Diagnose bench errors and site operations</w:t>
             </w:r>
           </w:p>
         </w:tc>
@@ -2449,10 +2450,10 @@
             <w:tcW w:type="dxa" w:w="3120"/>
             <w:shd w:fill="F9FAFC"/>
             <w:tcMar>
-              <w:top w:w="50" w:type="dxa"/>
-              <w:bottom w:w="50" w:type="dxa"/>
-              <w:left w:w="80" w:type="dxa"/>
-              <w:right w:w="80" w:type="dxa"/>
+              <w:top w:w="40" w:type="dxa"/>
+              <w:bottom w:w="40" w:type="dxa"/>
+              <w:left w:w="60" w:type="dxa"/>
+              <w:right w:w="60" w:type="dxa"/>
             </w:tcMar>
           </w:tcPr>
           <w:p>
@@ -2461,9 +2462,9 @@
                 <w:rFonts w:ascii="Consolas" w:hAnsi="Consolas"/>
                 <w:b/>
                 <w:color w:val="1F4E79"/>
-                <w:sz w:val="18"/>
+                <w:sz w:val="17"/>
               </w:rPr>
-              <w:t>/frappe:bench [task]</w:t>
+              <w:t>/frappe:help</w:t>
             </w:r>
           </w:p>
         </w:tc>
@@ -2472,19 +2473,19 @@
             <w:tcW w:type="dxa" w:w="3120"/>
             <w:shd w:fill="F9FAFC"/>
             <w:tcMar>
-              <w:top w:w="50" w:type="dxa"/>
-              <w:bottom w:w="50" w:type="dxa"/>
-              <w:left w:w="80" w:type="dxa"/>
-              <w:right w:w="80" w:type="dxa"/>
+              <w:top w:w="40" w:type="dxa"/>
+              <w:bottom w:w="40" w:type="dxa"/>
+              <w:left w:w="60" w:type="dxa"/>
+              <w:right w:w="60" w:type="dxa"/>
             </w:tcMar>
           </w:tcPr>
           <w:p>
             <w:r>
               <w:rPr>
                 <w:rFonts w:ascii="Calibri" w:hAnsi="Calibri"/>
-                <w:sz w:val="18"/>
+                <w:sz w:val="17"/>
               </w:rPr>
-              <w:t>frappe-bench-devops</w:t>
+              <w:t>All Agents</w:t>
             </w:r>
           </w:p>
         </w:tc>
@@ -2493,86 +2494,19 @@
             <w:tcW w:type="dxa" w:w="3120"/>
             <w:shd w:fill="F9FAFC"/>
             <w:tcMar>
-              <w:top w:w="50" w:type="dxa"/>
-              <w:bottom w:w="50" w:type="dxa"/>
-              <w:left w:w="80" w:type="dxa"/>
-              <w:right w:w="80" w:type="dxa"/>
+              <w:top w:w="40" w:type="dxa"/>
+              <w:bottom w:w="40" w:type="dxa"/>
+              <w:left w:w="60" w:type="dxa"/>
+              <w:right w:w="60" w:type="dxa"/>
             </w:tcMar>
           </w:tcPr>
           <w:p>
             <w:r>
               <w:rPr>
                 <w:rFonts w:ascii="Calibri" w:hAnsi="Calibri"/>
-                <w:sz w:val="18"/>
+                <w:sz w:val="17"/>
               </w:rPr>
-              <w:t>Diagnose bench errors and site operations</w:t>
-            </w:r>
-          </w:p>
-        </w:tc>
-      </w:tr>
-      <w:tr>
-        <w:tc>
-          <w:tcPr>
-            <w:tcW w:type="dxa" w:w="3120"/>
-            <w:shd w:fill="FFFFFF"/>
-            <w:tcMar>
-              <w:top w:w="50" w:type="dxa"/>
-              <w:bottom w:w="50" w:type="dxa"/>
-              <w:left w:w="80" w:type="dxa"/>
-              <w:right w:w="80" w:type="dxa"/>
-            </w:tcMar>
-          </w:tcPr>
-          <w:p>
-            <w:r>
-              <w:rPr>
-                <w:rFonts w:ascii="Consolas" w:hAnsi="Consolas"/>
-                <w:b/>
-                <w:color w:val="1F4E79"/>
-                <w:sz w:val="18"/>
-              </w:rPr>
-              <w:t>/frappe:help</w:t>
-            </w:r>
-          </w:p>
-        </w:tc>
-        <w:tc>
-          <w:tcPr>
-            <w:tcW w:type="dxa" w:w="3120"/>
-            <w:shd w:fill="FFFFFF"/>
-            <w:tcMar>
-              <w:top w:w="50" w:type="dxa"/>
-              <w:bottom w:w="50" w:type="dxa"/>
-              <w:left w:w="80" w:type="dxa"/>
-              <w:right w:w="80" w:type="dxa"/>
-            </w:tcMar>
-          </w:tcPr>
-          <w:p>
-            <w:r>
-              <w:rPr>
-                <w:rFonts w:ascii="Calibri" w:hAnsi="Calibri"/>
-                <w:sz w:val="18"/>
-              </w:rPr>
-              <w:t>All Agents</w:t>
-            </w:r>
-          </w:p>
-        </w:tc>
-        <w:tc>
-          <w:tcPr>
-            <w:tcW w:type="dxa" w:w="3120"/>
-            <w:shd w:fill="FFFFFF"/>
-            <w:tcMar>
-              <w:top w:w="50" w:type="dxa"/>
-              <w:bottom w:w="50" w:type="dxa"/>
-              <w:left w:w="80" w:type="dxa"/>
-              <w:right w:w="80" w:type="dxa"/>
-            </w:tcMar>
-          </w:tcPr>
-          <w:p>
-            <w:r>
-              <w:rPr>
-                <w:rFonts w:ascii="Calibri" w:hAnsi="Calibri"/>
-                <w:sz w:val="18"/>
-              </w:rPr>
-              <w:t>Display command cheat sheet and quick guidance</w:t>
+              <w:t>Display master quick cheat sheet</w:t>
             </w:r>
           </w:p>
         </w:tc>
@@ -2580,7 +2514,7 @@
     </w:tbl>
     <w:p>
       <w:pPr>
-        <w:spacing w:after="280"/>
+        <w:spacing w:after="200"/>
       </w:pPr>
     </w:p>
     <w:tbl>
@@ -2598,10 +2532,10 @@
             <w:tcW w:type="dxa" w:w="9360"/>
             <w:shd w:fill="EAECEE"/>
             <w:tcMar>
-              <w:top w:w="100" w:type="dxa"/>
-              <w:bottom w:w="100" w:type="dxa"/>
-              <w:left w:w="150" w:type="dxa"/>
-              <w:right w:w="150" w:type="dxa"/>
+              <w:top w:w="80" w:type="dxa"/>
+              <w:bottom w:w="80" w:type="dxa"/>
+              <w:left w:w="120" w:type="dxa"/>
+              <w:right w:w="120" w:type="dxa"/>
             </w:tcMar>
           </w:tcPr>
           <w:p>
@@ -2610,7 +2544,7 @@
                 <w:rFonts w:ascii="Calibri" w:hAnsi="Calibri"/>
                 <w:b/>
                 <w:color w:val="505050"/>
-                <w:sz w:val="18"/>
+                <w:sz w:val="17"/>
               </w:rPr>
               <w:t>APPROVED &amp; ENFORCED BY: Antigravity Systems Engineering Group</w:t>
               <w:br/>
@@ -2640,7 +2574,7 @@
       <w:jc w:val="left"/>
     </w:pPr>
     <w:r>
-      <w:t>Document ID: SOP-ENG-FRAPPE-ECC-001  |  Confidential &amp; Internal Engineering Standard</w:t>
+      <w:t>Document ID: SOP-ENG-FRAPPE-ECC-001  |  Version 1.1.0  |  Production Standard</w:t>
     </w:r>
   </w:p>
 </w:ftr>
@@ -2654,7 +2588,7 @@
       <w:jc w:val="right"/>
     </w:pPr>
     <w:r>
-      <w:t>STANDARD OPERATING PROCEDURE | FRAPPE ECC (ENGINEERING COORDINATION CENTER)</w:t>
+      <w:t>STANDARD OPERATING PROCEDURE | FRAPPE ECC (20 AGENTS • 18 SKILLS • 20 COMMANDS)</w:t>
     </w:r>
   </w:p>
 </w:hdr>
